--- a/六根清浄_事業成長戦略書_v4.docx
+++ b/六根清浄_事業成長戦略書_v4.docx
@@ -72,7 +72,7 @@
           <w:sz w:val="20"/>
           <w:szCs w:val="20"/>
         </w:rPr>
-        <w:t xml:space="preserve">作成日: 2026年2月7日（v4）</w:t>
+        <w:t>作成日: 2026年2月7日（v4） → 2月10日更新（v4.1）</w:t>
       </w:r>
     </w:p>
     <w:p>
@@ -162,7 +162,7 @@
           <w:sz w:val="21"/>
           <w:szCs w:val="21"/>
         </w:rPr>
-        <w:t xml:space="preserve">3. プレミアムメニュー（レポート納品型・サイト掲載用）</w:t>
+        <w:t>3. プレミアムメニュー（レポート納品型・PDF納品）</w:t>
       </w:r>
     </w:p>
     <w:p>
@@ -379,6 +379,11 @@
           <w:szCs w:val="21"/>
         </w:rPr>
         <w:t xml:space="preserve">15. KPI管理表</w:t>
+      </w:r>
+    </w:p>
+    <w:p>
+      <w:r>
+        <w:t xml:space="preserve">16. 最新アップデート（2026年2月）</w:t>
       </w:r>
     </w:p>
     <w:p>
@@ -982,7 +987,9 @@
                 <w:sz w:val="20"/>
                 <w:szCs w:val="20"/>
               </w:rPr>
-              <w:t xml:space="preserve">有名人・時事ニュースを四柱推命で読み解くnote記事＆動画</w:t>
+              <w:t>有名人・時事ニュースを四柱推命で読み解くnote記事＆動画</w:t>
+              <w:br/>
+              <w:t>X: 占い師あつき｜あの人のトリセツ（恋愛・人間関係特化のブランディング）</w:t>
             </w:r>
           </w:p>
         </w:tc>
@@ -3293,7 +3300,7 @@
           <w:sz w:val="28"/>
           <w:szCs w:val="28"/>
         </w:rPr>
-        <w:t xml:space="preserve">B. ふたりの相性レポート ¥10,000</w:t>
+        <w:t>B.「あの人のトリセツ」（相性レポート） ¥8,000 ← 主力商品</w:t>
       </w:r>
     </w:p>
     <w:p>
@@ -3311,7 +3318,7 @@
           <w:sz w:val="21"/>
           <w:szCs w:val="21"/>
         </w:rPr>
-        <w:t xml:space="preserve">気になるお相手との相性を、おふたりの生年月日から徹底的に分析し、レポートにまとめます。</w:t>
+        <w:t>「あの人の扱い方が全部わかる」取扱説明書。気になるお相手の性格・弱点・地雷を徹底分析し、心の開き方と距離の縮め方をレポートにまとめます。</w:t>
       </w:r>
     </w:p>
     <w:p>
@@ -3345,7 +3352,7 @@
           <w:sz w:val="21"/>
           <w:szCs w:val="21"/>
         </w:rPr>
-        <w:t xml:space="preserve">・おふたりの性格・タイプの分析</w:t>
+        <w:t>・あの人の性格・弱点・地雷を徹底分析</w:t>
       </w:r>
     </w:p>
     <w:p>
@@ -3363,7 +3370,7 @@
           <w:sz w:val="21"/>
           <w:szCs w:val="21"/>
         </w:rPr>
-        <w:t xml:space="preserve">・ふたりの相性の特徴（惹かれ合う部分・補い合う部分）</w:t>
+        <w:t>・心の開き方と距離の縮め方</w:t>
       </w:r>
     </w:p>
     <w:p>
@@ -3381,7 +3388,7 @@
           <w:sz w:val="21"/>
           <w:szCs w:val="21"/>
         </w:rPr>
-        <w:t xml:space="preserve">・うまくいく時期・要注意の時期</w:t>
+        <w:t>・うまくいく時期・要注意の時期・アプローチの最適タイミング</w:t>
       </w:r>
     </w:p>
     <w:p>
@@ -3399,7 +3406,7 @@
           <w:sz w:val="21"/>
           <w:szCs w:val="21"/>
         </w:rPr>
-        <w:t xml:space="preserve">・関係を良くするための具体的なアドバイス</w:t>
+        <w:t>・関係を深めるための具体的な行動プラン</w:t>
       </w:r>
     </w:p>
     <w:p>
@@ -3485,7 +3492,7 @@
           <w:sz w:val="21"/>
           <w:szCs w:val="21"/>
         </w:rPr>
-        <w:t xml:space="preserve">▶ こんな方におすすめ: 「気になる人との相性を知りたい」「パートナーとの付き合い方を知りたい」</w:t>
+        <w:t>▶ こんな方におすすめ: 「あの人の本音が知りたい」「既読スルーの理由を知りたい」「片想いの攻略法が欲しい」</w:t>
       </w:r>
     </w:p>
     <w:p>
@@ -3510,7 +3517,7 @@
           <w:sz w:val="28"/>
           <w:szCs w:val="28"/>
         </w:rPr>
-        <w:t xml:space="preserve">C. 半期運勢レポート</w:t>
+        <w:t>C. 運勢ナビ（半期運勢レポート）</w:t>
       </w:r>
     </w:p>
     <w:p>
@@ -3528,7 +3535,7 @@
           <w:sz w:val="21"/>
           <w:szCs w:val="21"/>
         </w:rPr>
-        <w:t xml:space="preserve">「この先の流れを月ごとに知りたい」という方に。上半期（1〜6月）または下半期（7〜12月）の運勢を月ごとにまとめたレポートをお届けします。年の途中からでも損なく受けられます。</w:t>
+        <w:t>「この先、いつ動くべき？」が月単位でわかるナビゲーション型レポート。上半期（1〜6月）または下半期（7〜12月）の運勢を月ごとにまとめてお届けします。年の途中からでも損なく受けられます。</w:t>
       </w:r>
     </w:p>
     <w:p>
@@ -5666,7 +5673,7 @@
                 <w:sz w:val="20"/>
                 <w:szCs w:val="20"/>
               </w:rPr>
-              <w:t xml:space="preserve">B. 相性レポート</w:t>
+              <w:t>B.「あの人のトリセツ」</w:t>
             </w:r>
           </w:p>
         </w:tc>
@@ -5700,7 +5707,7 @@
                 <w:sz w:val="20"/>
                 <w:szCs w:val="20"/>
               </w:rPr>
-              <w:t xml:space="preserve">¥10,000</w:t>
+              <w:t>¥8,000</w:t>
             </w:r>
           </w:p>
         </w:tc>
@@ -5768,7 +5775,7 @@
                 <w:sz w:val="20"/>
                 <w:szCs w:val="20"/>
               </w:rPr>
-              <w:t xml:space="preserve">¥10,000/h</w:t>
+              <w:t>¥8,000/h</w:t>
             </w:r>
           </w:p>
         </w:tc>
@@ -5836,7 +5843,7 @@
                 <w:sz w:val="20"/>
                 <w:szCs w:val="20"/>
               </w:rPr>
-              <w:t xml:space="preserve">2人分の命式作成</w:t>
+              <w:t>主力商品・2人分の命式作成</w:t>
             </w:r>
           </w:p>
         </w:tc>
@@ -8124,7 +8131,7 @@
                 <w:sz w:val="20"/>
                 <w:szCs w:val="20"/>
               </w:rPr>
-              <w:t xml:space="preserve">¥8,700</w:t>
+              <w:t>¥8,000</w:t>
             </w:r>
           </w:p>
         </w:tc>
@@ -8192,7 +8199,7 @@
                 <w:sz w:val="20"/>
                 <w:szCs w:val="20"/>
               </w:rPr>
-              <w:t xml:space="preserve">¥26,000</w:t>
+              <w:t>¥24,000</w:t>
             </w:r>
           </w:p>
         </w:tc>
@@ -8226,7 +8233,7 @@
                 <w:sz w:val="20"/>
                 <w:szCs w:val="20"/>
               </w:rPr>
-              <w:t xml:space="preserve">A/B/C混合</w:t>
+              <w:t>A/B/C混合（B=主力¥8,000）</w:t>
             </w:r>
           </w:p>
         </w:tc>
@@ -8880,7 +8887,7 @@
                 <w:sz w:val="20"/>
                 <w:szCs w:val="20"/>
               </w:rPr>
-              <w:t xml:space="preserve">¥100,500</w:t>
+              <w:t>¥98,500</w:t>
             </w:r>
           </w:p>
         </w:tc>
@@ -8914,7 +8921,7 @@
                 <w:sz w:val="20"/>
                 <w:szCs w:val="20"/>
               </w:rPr>
-              <w:t xml:space="preserve">鑑定8件+レポート3件</w:t>
+              <w:t>鑑定8件+レポート3件</w:t>
             </w:r>
           </w:p>
         </w:tc>
@@ -9416,7 +9423,7 @@
                 <w:sz w:val="20"/>
                 <w:szCs w:val="20"/>
               </w:rPr>
-              <w:t xml:space="preserve">¥8,700</w:t>
+              <w:t>¥8,000</w:t>
             </w:r>
           </w:p>
         </w:tc>
@@ -9484,7 +9491,7 @@
                 <w:sz w:val="20"/>
                 <w:szCs w:val="20"/>
               </w:rPr>
-              <w:t xml:space="preserve">¥35,000</w:t>
+              <w:t>¥32,000</w:t>
             </w:r>
           </w:p>
         </w:tc>
@@ -9518,7 +9525,7 @@
                 <w:sz w:val="20"/>
                 <w:szCs w:val="20"/>
               </w:rPr>
-              <w:t xml:space="preserve">A/B/C混合</w:t>
+              <w:t>A/B/C混合（B=主力¥8,000）</w:t>
             </w:r>
           </w:p>
         </w:tc>
@@ -10688,7 +10695,7 @@
                 <w:sz w:val="20"/>
                 <w:szCs w:val="20"/>
               </w:rPr>
-              <w:t xml:space="preserve">¥182,000</w:t>
+              <w:t>¥179,000</w:t>
             </w:r>
           </w:p>
         </w:tc>
@@ -10860,7 +10867,7 @@
                 <w:sz w:val="20"/>
                 <w:szCs w:val="20"/>
               </w:rPr>
-              <w:t xml:space="preserve">約¥162,000</w:t>
+              <w:t>約¥159,000</w:t>
             </w:r>
           </w:p>
         </w:tc>
@@ -14622,7 +14629,9 @@
           <w:sz w:val="21"/>
           <w:szCs w:val="21"/>
         </w:rPr>
-        <w:t xml:space="preserve">毎日: 朝の一言（今日の運勢ミニ or 豆知識） → 存在感の維持</w:t>
+        <w:t>毎日: 朝の一言（今日の運勢ミニ or 豆知識） → 存在感の維持</w:t>
+        <w:br/>
+        <w:t>※ アカウント名「占い師あつき｜あの人のトリセツ」で恋愛・人間関係に特化したブランディング</w:t>
       </w:r>
     </w:p>
     <w:p>
@@ -14640,7 +14649,7 @@
           <w:sz w:val="21"/>
           <w:szCs w:val="21"/>
         </w:rPr>
-        <w:t xml:space="preserve">週2〜3回: 時事ネタ×四柱推命のミニ分析 → バズ狙い・新規リーチ</w:t>
+        <w:t>週2〜3回: 時事ネタ×四柱推命のミニ分析 + 恋愛・人間関係の"あるある"投稿 → バズ狙い・新規リーチ</w:t>
       </w:r>
     </w:p>
     <w:p>
@@ -14676,7 +14685,9 @@
           <w:sz w:val="21"/>
           <w:szCs w:val="21"/>
         </w:rPr>
-        <w:t xml:space="preserve">月1回: フォロワー参加型企画（RTで3名に無料ミニ鑑定等） → 拡散</w:t>
+        <w:t>月1回: フォロワー参加型企画（RTで3名に無料ミニ鑑定等） → 拡散</w:t>
+        <w:br/>
+        <w:t>固定ツイート: 鑑定（通話型）＋「あの人のトリセツ」レポートの両方を紹介 → サイトへ誘導</w:t>
       </w:r>
     </w:p>
     <w:p>
@@ -14786,7 +14797,7 @@
           <w:sz w:val="21"/>
           <w:szCs w:val="21"/>
         </w:rPr>
-        <w:t xml:space="preserve">X/Threads → ウェブサイト → 物販購入(BASE)</w:t>
+        <w:t>X/Threads（あの人のトリセツ）→ ウェブサイト（about.html）→ LINE → 鑑定予約 / 「あの人のトリセツ」レポート注文(BASE)</w:t>
       </w:r>
     </w:p>
     <w:p>
@@ -17115,7 +17126,7 @@
                 <w:sz w:val="20"/>
                 <w:szCs w:val="20"/>
               </w:rPr>
-              <w:t xml:space="preserve">「寄り添い系の占い師」</w:t>
+              <w:t>「寄り添い系の占い師」</w:t>
             </w:r>
           </w:p>
         </w:tc>
@@ -17149,7 +17160,7 @@
                 <w:sz w:val="20"/>
                 <w:szCs w:val="20"/>
               </w:rPr>
-              <w:t xml:space="preserve">恋愛/復縁特化。人柄重視</w:t>
+              <w:t>恋愛/復縁特化。「あの人のトリセツ」と連動</w:t>
             </w:r>
           </w:p>
         </w:tc>
@@ -18981,7 +18992,170 @@
     </w:p>
     <w:p>
       <w:r>
-        <w:br w:type="page"/>
+        <w:t xml:space="preserve"/>
+      </w:r>
+    </w:p>
+    <w:p>
+      <w:pPr>
+        <w:pStyle w:val="Heading1"/>
+      </w:pPr>
+      <w:r>
+        <w:t xml:space="preserve">16. 最新アップデート（2026年2月）</w:t>
+      </w:r>
+    </w:p>
+    <w:p>
+      <w:pPr>
+        <w:pStyle w:val="Heading2"/>
+      </w:pPr>
+      <w:r>
+        <w:t xml:space="preserve">X（Twitter）ブランディング刷新</w:t>
+      </w:r>
+    </w:p>
+    <w:p>
+      <w:r>
+        <w:t xml:space="preserve">アカウント名: 占い師あつき｜あの人のトリセツ</w:t>
+      </w:r>
+    </w:p>
+    <w:p>
+      <w:r>
+        <w:t xml:space="preserve">・「恋の設計図」→「あの人のトリセツ」に変更（恋愛に限らず人間関係全般をカバーしつつ、キャッチーさを確保）</w:t>
+      </w:r>
+    </w:p>
+    <w:p>
+      <w:r>
+        <w:t xml:space="preserve">・X投稿の方向性: 毒のある本音系 + 恋愛・人間関係の"あるある" + 時事ネタ×四柱推命</w:t>
+      </w:r>
+    </w:p>
+    <w:p>
+      <w:r>
+        <w:t xml:space="preserve">・固定ツイート: 鑑定（通話型）と「あの人のトリセツ」レポート（PDF納品型）の両サービスを紹介 → サイト（about.html）へ誘導</w:t>
+      </w:r>
+    </w:p>
+    <w:p>
+      <w:r>
+        <w:t xml:space="preserve"/>
+      </w:r>
+    </w:p>
+    <w:p>
+      <w:pPr>
+        <w:pStyle w:val="Heading2"/>
+      </w:pPr>
+      <w:r>
+        <w:t xml:space="preserve">レポート商品のリブランディング</w:t>
+      </w:r>
+    </w:p>
+    <w:p>
+      <w:r>
+        <w:t xml:space="preserve">・相性レポート → 「あの人のトリセツ」¥8,000（主力商品・値下げで購入ハードルを下げる）</w:t>
+      </w:r>
+    </w:p>
+    <w:p>
+      <w:r>
+        <w:t xml:space="preserve">・運勢レポート → 「運勢ナビ」シリーズ（3ヶ月/6ヶ月/年間）</w:t>
+      </w:r>
+    </w:p>
+    <w:p>
+      <w:r>
+        <w:t xml:space="preserve">・全レポートの納品方法: PDF納品（LINEまたはメール）に統一</w:t>
+      </w:r>
+    </w:p>
+    <w:p>
+      <w:r>
+        <w:t xml:space="preserve">・商品説明をDRM（ダイレクトレスポンスマーケティング）意識のコピーに全面改訂</w:t>
+      </w:r>
+    </w:p>
+    <w:p>
+      <w:r>
+        <w:t xml:space="preserve"/>
+      </w:r>
+    </w:p>
+    <w:p>
+      <w:pPr>
+        <w:pStyle w:val="Heading2"/>
+      </w:pPr>
+      <w:r>
+        <w:t xml:space="preserve">サイトコピー全面改訂（DRM対応）</w:t>
+      </w:r>
+    </w:p>
+    <w:p>
+      <w:r>
+        <w:t xml:space="preserve">更新済みページ: about.html / index.html / pricing.html / faq.html / testimonials.html / beginner.html</w:t>
+      </w:r>
+    </w:p>
+    <w:p>
+      <w:r>
+        <w:t xml:space="preserve">・プロフィール（about.html）: 恋愛の具体的な悩み（既読スルー、片想い、アプリ、復縁）を冒頭に配置 → 得たい欲・避けたい欲を刺激</w:t>
+      </w:r>
+    </w:p>
+    <w:p>
+      <w:r>
+        <w:t xml:space="preserve">・料金ページ（pricing.html）: コース説明をDRMコピーに改訂。「あの人のトリセツ」を一番人気バッジで訴求</w:t>
+      </w:r>
+    </w:p>
+    <w:p>
+      <w:r>
+        <w:t xml:space="preserve">・トップページ（index.html）: 和風の雰囲気を維持しつつ、meta/OGPのみ恋愛キーワードを追加（最小限の変更）</w:t>
+      </w:r>
+    </w:p>
+    <w:p>
+      <w:r>
+        <w:t xml:space="preserve"/>
+      </w:r>
+    </w:p>
+    <w:p>
+      <w:pPr>
+        <w:pStyle w:val="Heading2"/>
+      </w:pPr>
+      <w:r>
+        <w:t xml:space="preserve">集客導線の更新</w:t>
+      </w:r>
+    </w:p>
+    <w:p>
+      <w:r>
+        <w:t xml:space="preserve">X（あの人のトリセツ）→ サイト（about.html）→ LINE → 鑑定予約 or BASEでレポート購入</w:t>
+      </w:r>
+    </w:p>
+    <w:p>
+      <w:r>
+        <w:t xml:space="preserve">・Xからの流入はまずサイト（about.html）で信頼構築 → LINE登録 → 予約/購入</w:t>
+      </w:r>
+    </w:p>
+    <w:p>
+      <w:r>
+        <w:t xml:space="preserve">・コールドトラフィック（X初見）にはLINE直リンクではなくサイトを挟む設計</w:t>
+      </w:r>
+    </w:p>
+    <w:p>
+      <w:r>
+        <w:t xml:space="preserve"/>
+      </w:r>
+    </w:p>
+    <w:p>
+      <w:pPr>
+        <w:pStyle w:val="Heading2"/>
+      </w:pPr>
+      <w:r>
+        <w:t xml:space="preserve">価格改定まとめ</w:t>
+      </w:r>
+    </w:p>
+    <w:p>
+      <w:r>
+        <w:t xml:space="preserve">・相性レポート: ¥10,000 → ¥8,000（主力商品として購入ハードルを下げる戦略）</w:t>
+      </w:r>
+    </w:p>
+    <w:p>
+      <w:r>
+        <w:t xml:space="preserve">・他レポート: 価格据え置き（完全鑑定書¥10,000、半期運勢¥6,000）</w:t>
+      </w:r>
+    </w:p>
+    <w:p>
+      <w:r>
+        <w:t xml:space="preserve">・鑑定料金: 値上げは今後の課題（SNSでブランド育成後に実施予定）</w:t>
+      </w:r>
+    </w:p>
+    <w:p>
+      <w:r>
+        <w:t xml:space="preserve"/>
       </w:r>
     </w:p>
     <w:p>
@@ -19071,7 +19245,7 @@
           <w:sz w:val="24"/>
           <w:szCs w:val="24"/>
         </w:rPr>
-        <w:t xml:space="preserve">2. プレミアムレポート（納品型）の導入</w:t>
+        <w:t>2.「あの人のトリセツ」レポート（納品型）の導入</w:t>
       </w:r>
     </w:p>
     <w:p>
@@ -19089,7 +19263,7 @@
           <w:sz w:val="21"/>
           <w:szCs w:val="21"/>
         </w:rPr>
-        <w:t xml:space="preserve">鑑定（通話）なしで時給¥6,000〜10,000。自分のペースで制作でき消耗しない。レポート月3件で¥26,000の上乗せ。</w:t>
+        <w:t>鑑定（通話）なしで時給¥6,000〜10,000。自分のペースで制作でき消耗しない。主力商品「あの人のトリセツ」¥8,000を軸に、レポート月3件で¥24,000の上乗せ。X（あの人のトリセツ）からの集客導線と商品名が一致し、認知→購入の流れがスムーズ。</w:t>
       </w:r>
     </w:p>
     <w:p>
@@ -19146,7 +19320,10 @@
           <w:sz w:val="21"/>
           <w:szCs w:val="21"/>
         </w:rPr>
-        <w:t xml:space="preserve">この3つを同時に走らせれば、6ヶ月以内に月20万円は十分達成可能。</w:t>
+        <w:t>この3つを同時に走らせれば、6ヶ月以内に月20万円は十分達成可能。</w:t>
+        <w:br/>
+        <w:br/>
+        <w:t>※ 2026年2月時点: サイトコピー改訂完了、X「あの人のトリセツ」ブランディング確定、レポート商品リブランディング完了。次のステップはXでの発信開始とレポート販売の本格化。</w:t>
       </w:r>
     </w:p>
     <w:sectPr>

--- a/六根清浄_事業成長戦略書_v4.docx
+++ b/六根清浄_事業成長戦略書_v4.docx
@@ -19151,6 +19151,582 @@
     <w:p>
       <w:r>
         <w:t xml:space="preserve">・鑑定料金: 値上げは今後の課題（SNSでブランド育成後に実施予定）</w:t>
+      </w:r>
+    </w:p>
+    <w:p>
+      <w:r>
+        <w:t xml:space="preserve"/>
+      </w:r>
+    </w:p>
+    <w:p>
+      <w:r>
+        <w:t xml:space="preserve"/>
+      </w:r>
+    </w:p>
+    <w:p>
+      <w:pPr>
+        <w:pStyle w:val="Heading1"/>
+      </w:pPr>
+      <w:r>
+        <w:t xml:space="preserve">17. 今後の戦略案</w:t>
+      </w:r>
+    </w:p>
+    <w:p>
+      <w:r>
+        <w:t xml:space="preserve">現在のブランディング・サイト整備が完了した段階で、次に取り組むべき施策。</w:t>
+      </w:r>
+    </w:p>
+    <w:p>
+      <w:r>
+        <w:t xml:space="preserve"/>
+      </w:r>
+    </w:p>
+    <w:p>
+      <w:pPr>
+        <w:pStyle w:val="Heading2"/>
+      </w:pPr>
+      <w:r>
+        <w:t xml:space="preserve">A. X「サムネ付き長文ポスト」戦略 ─ 最優先</w:t>
+      </w:r>
+    </w:p>
+    <w:p>
+      <w:r>
+        <w:t xml:space="preserve">Xで今最も伸びているフォーマット。サムネ画像（OGP）付きで長文が読めるポスト形式。タイムラインで画像が目に入り、タップすると長文が展開される。</w:t>
+      </w:r>
+    </w:p>
+    <w:p>
+      <w:r>
+        <w:t xml:space="preserve"/>
+      </w:r>
+    </w:p>
+    <w:p>
+      <w:r>
+        <w:t xml:space="preserve">■ なぜ「あの人のトリセツ」と相性が良いか</w:t>
+      </w:r>
+    </w:p>
+    <w:p>
+      <w:r>
+        <w:t xml:space="preserve">・サムネに「あの人の本音、知りたくない？」等のキャッチコピーを載せるだけで目が止まる</w:t>
+      </w:r>
+    </w:p>
+    <w:p>
+      <w:r>
+        <w:t xml:space="preserve">・長文で「あるある → 分析 → 解決策チラ見せ → 鑑定/レポートへ誘導」のDRM構成が組める</w:t>
+      </w:r>
+    </w:p>
+    <w:p>
+      <w:r>
+        <w:t xml:space="preserve">・通常ポストより滞在時間が長い → アルゴリズムに評価されやすい → インプレッション増加</w:t>
+      </w:r>
+    </w:p>
+    <w:p>
+      <w:r>
+        <w:t xml:space="preserve"/>
+      </w:r>
+    </w:p>
+    <w:p>
+      <w:r>
+        <w:t xml:space="preserve">■ コンテンツの型（テンプレ化して量産）</w:t>
+      </w:r>
+    </w:p>
+    <w:p>
+      <w:r>
+        <w:t xml:space="preserve">① 恋愛あるある型: サムネ「既読スルーする男の本音、全部書く」→ 長文で心理分析 → 最後に「もっと深く知りたいなら→あの人のトリセツ」</w:t>
+      </w:r>
+    </w:p>
+    <w:p>
+      <w:r>
+        <w:t xml:space="preserve">② 有名人分析型: サムネ「○○と○○の相性を四柱推命で見た」→ 命式解説 → 「あなたの相性も見れます→鑑定」</w:t>
+      </w:r>
+    </w:p>
+    <w:p>
+      <w:r>
+        <w:t xml:space="preserve">③ 毒舌本音型: サムネ「占い師が絶対言わないこと」→ 業界裏話 → ブランディング強化</w:t>
+      </w:r>
+    </w:p>
+    <w:p>
+      <w:r>
+        <w:t xml:space="preserve">④ 教育型: サムネ「四柱推命で"モテ期"は本当にわかる」→ 解説 → noteへ誘導</w:t>
+      </w:r>
+    </w:p>
+    <w:p>
+      <w:r>
+        <w:t xml:space="preserve"/>
+      </w:r>
+    </w:p>
+    <w:p>
+      <w:r>
+        <w:t xml:space="preserve">■ サムネ画像の作り方</w:t>
+      </w:r>
+    </w:p>
+    <w:p>
+      <w:r>
+        <w:t xml:space="preserve">・Canvaで統一テンプレを作成（和風 × ダーク系 or 和風 × 白基調）</w:t>
+      </w:r>
+    </w:p>
+    <w:p>
+      <w:r>
+        <w:t xml:space="preserve">・フォントは明朝体系（サイトの世界観と統一）</w:t>
+      </w:r>
+    </w:p>
+    <w:p>
+      <w:r>
+        <w:t xml:space="preserve">・文字は大きく1〜2行。読ませるのではなく「目を止める」のが目的</w:t>
+      </w:r>
+    </w:p>
+    <w:p>
+      <w:r>
+        <w:t xml:space="preserve">・投稿頻度: 週2〜3本。通常ポスト（毎日の一言）と交互に</w:t>
+      </w:r>
+    </w:p>
+    <w:p>
+      <w:r>
+        <w:t xml:space="preserve"/>
+      </w:r>
+    </w:p>
+    <w:p>
+      <w:r>
+        <w:t xml:space="preserve">■ 導線設計</w:t>
+      </w:r>
+    </w:p>
+    <w:p>
+      <w:r>
+        <w:t xml:space="preserve">サムネ長文ポスト → プロフィールへ → 固定ツイートで鑑定/レポート紹介 → サイト(about.html) → LINE → 購入/予約</w:t>
+      </w:r>
+    </w:p>
+    <w:p>
+      <w:r>
+        <w:t xml:space="preserve"/>
+      </w:r>
+    </w:p>
+    <w:p>
+      <w:pPr>
+        <w:pStyle w:val="Heading2"/>
+      </w:pPr>
+      <w:r>
+        <w:t xml:space="preserve">B. Threads（スレッズ）戦略</w:t>
+      </w:r>
+    </w:p>
+    <w:p>
+      <w:r>
+        <w:t xml:space="preserve">Meta（Instagram）が運営するテキストSNS。Xとの違いを活かした攻め方。</w:t>
+      </w:r>
+    </w:p>
+    <w:p>
+      <w:r>
+        <w:t xml:space="preserve"/>
+      </w:r>
+    </w:p>
+    <w:p>
+      <w:r>
+        <w:t xml:space="preserve">■ Threadsの特徴と占い師にとってのメリット</w:t>
+      </w:r>
+    </w:p>
+    <w:p>
+      <w:r>
+        <w:t xml:space="preserve">・Instagramアカウントと連動 → Instagramのフォロワーをそのまま引き継げる</w:t>
+      </w:r>
+    </w:p>
+    <w:p>
+      <w:r>
+        <w:t xml:space="preserve">・Xより女性ユーザー比率が高い → 恋愛占いのターゲット層とドンピシャ</w:t>
+      </w:r>
+    </w:p>
+    <w:p>
+      <w:r>
+        <w:t xml:space="preserve">・まだ競合が少ない → 先行者利益を取れる（占い師の参入が遅れている）</w:t>
+      </w:r>
+    </w:p>
+    <w:p>
+      <w:r>
+        <w:t xml:space="preserve">・アルゴリズムがフォロワー数に依存しにくい → 0フォロワーでもバズれる</w:t>
+      </w:r>
+    </w:p>
+    <w:p>
+      <w:r>
+        <w:t xml:space="preserve">・炎上リスクがXより低い → 毒舌系コンテンツも出しやすい</w:t>
+      </w:r>
+    </w:p>
+    <w:p>
+      <w:r>
+        <w:t xml:space="preserve"/>
+      </w:r>
+    </w:p>
+    <w:p>
+      <w:r>
+        <w:t xml:space="preserve">■ 運用方針</w:t>
+      </w:r>
+    </w:p>
+    <w:p>
+      <w:r>
+        <w:t xml:space="preserve">・Xの投稿をそのまま転載（追加コストほぼゼロ）+ Threads限定の柔らかめ投稿も混ぜる</w:t>
+      </w:r>
+    </w:p>
+    <w:p>
+      <w:r>
+        <w:t xml:space="preserve">・Xでは尖った投稿、Threadsではやや共感寄りのトーンで棲み分け</w:t>
+      </w:r>
+    </w:p>
+    <w:p>
+      <w:r>
+        <w:t xml:space="preserve">・プロフィールにサイトURLを設置 → X同様の導線</w:t>
+      </w:r>
+    </w:p>
+    <w:p>
+      <w:r>
+        <w:t xml:space="preserve">・Instagramとの連携: Threadsで文字コンテンツ → Instagramで命式の図解やビジュアル投稿</w:t>
+      </w:r>
+    </w:p>
+    <w:p>
+      <w:r>
+        <w:t xml:space="preserve"/>
+      </w:r>
+    </w:p>
+    <w:p>
+      <w:r>
+        <w:t xml:space="preserve">■ コンテンツ例</w:t>
+      </w:r>
+    </w:p>
+    <w:p>
+      <w:r>
+        <w:t xml:space="preserve">・「今日の恋愛ひとこと占い」→ 毎日投稿で存在感維持</w:t>
+      </w:r>
+    </w:p>
+    <w:p>
+      <w:r>
+        <w:t xml:space="preserve">・「占い師に聞いてみて」→ フォロワー参加型（質問募集 → 回答で鑑定力アピール）</w:t>
+      </w:r>
+    </w:p>
+    <w:p>
+      <w:r>
+        <w:t xml:space="preserve">・恋愛エピソード × 四柱推命の解説 → 共感 + 専門性</w:t>
+      </w:r>
+    </w:p>
+    <w:p>
+      <w:r>
+        <w:t xml:space="preserve"/>
+      </w:r>
+    </w:p>
+    <w:p>
+      <w:r>
+        <w:t xml:space="preserve">■ 優先度</w:t>
+      </w:r>
+    </w:p>
+    <w:p>
+      <w:r>
+        <w:t xml:space="preserve">Xの長文サムネ投稿を先に確立 → そのコンテンツをThreadsに横展開するのが効率的。Threads単独の追加工数はほぼゼロ。</w:t>
+      </w:r>
+    </w:p>
+    <w:p>
+      <w:r>
+        <w:t xml:space="preserve"/>
+      </w:r>
+    </w:p>
+    <w:p>
+      <w:pPr>
+        <w:pStyle w:val="Heading2"/>
+      </w:pPr>
+      <w:r>
+        <w:t xml:space="preserve">C. DRMファネル戦略 ─ レポート＆鑑定の販売強化</w:t>
+      </w:r>
+    </w:p>
+    <w:p>
+      <w:r>
+        <w:t xml:space="preserve">SNSからの流入を「見込み客 → 購入者 → リピーター」に育てる仕組み。</w:t>
+      </w:r>
+    </w:p>
+    <w:p>
+      <w:r>
+        <w:t xml:space="preserve"/>
+      </w:r>
+    </w:p>
+    <w:p>
+      <w:r>
+        <w:t xml:space="preserve">■ ステップ1: 無料コンテンツで「教育」する</w:t>
+      </w:r>
+    </w:p>
+    <w:p>
+      <w:r>
+        <w:t xml:space="preserve">・X長文ポストやnote無料記事で「四柱推命でここまでわかる」を見せる</w:t>
+      </w:r>
+    </w:p>
+    <w:p>
+      <w:r>
+        <w:t xml:space="preserve">・具体例を出すほど「自分もやってほしい」という欲求が生まれる</w:t>
+      </w:r>
+    </w:p>
+    <w:p>
+      <w:r>
+        <w:t xml:space="preserve">・例: 「既読スルーする男を四柱推命で見たら"偏財格"だった」→ 読者「私の彼も見てほしい…」</w:t>
+      </w:r>
+    </w:p>
+    <w:p>
+      <w:r>
+        <w:t xml:space="preserve"/>
+      </w:r>
+    </w:p>
+    <w:p>
+      <w:r>
+        <w:t xml:space="preserve">■ ステップ2: LINE登録でリスト化</w:t>
+      </w:r>
+    </w:p>
+    <w:p>
+      <w:r>
+        <w:t xml:space="preserve">・LINE登録特典: 「あなたの"恋愛タイプ"を無料診断」（生年月日を送ってもらうだけ）</w:t>
+      </w:r>
+    </w:p>
+    <w:p>
+      <w:r>
+        <w:t xml:space="preserve">・自動応答で簡易結果を返す → 「もっと詳しく知りたい方は"あの人のトリセツ"がおすすめ」</w:t>
+      </w:r>
+    </w:p>
+    <w:p>
+      <w:r>
+        <w:t xml:space="preserve">・LINE登録者には定期的に教育コンテンツを配信（週1回程度）</w:t>
+      </w:r>
+    </w:p>
+    <w:p>
+      <w:r>
+        <w:t xml:space="preserve"/>
+      </w:r>
+    </w:p>
+    <w:p>
+      <w:r>
+        <w:t xml:space="preserve">■ ステップ3: 段階的オファー</w:t>
+      </w:r>
+    </w:p>
+    <w:p>
+      <w:r>
+        <w:t xml:space="preserve">・まず¥8,000の「あの人のトリセツ」レポートを提案（購入ハードル低い・通話不要）</w:t>
+      </w:r>
+    </w:p>
+    <w:p>
+      <w:r>
+        <w:t xml:space="preserve">・レポートを読んだ人に「もっと深く相談したいなら鑑定もあります」とアップセル</w:t>
+      </w:r>
+    </w:p>
+    <w:p>
+      <w:r>
+        <w:t xml:space="preserve">・鑑定後に「運勢ナビ」や「完全鑑定書」をクロスセル</w:t>
+      </w:r>
+    </w:p>
+    <w:p>
+      <w:r>
+        <w:t xml:space="preserve"/>
+      </w:r>
+    </w:p>
+    <w:p>
+      <w:r>
+        <w:t xml:space="preserve">■ ステップ4: リピーター化</w:t>
+      </w:r>
+    </w:p>
+    <w:p>
+      <w:r>
+        <w:t xml:space="preserve">・鑑定済みのお客様に季節ごとの運勢ナビを案内（3ヶ月ごとに自然なリピート）</w:t>
+      </w:r>
+    </w:p>
+    <w:p>
+      <w:r>
+        <w:t xml:space="preserve">・「紹介で友達と一緒にトリセツを頼むと500円OFF」等の紹介施策</w:t>
+      </w:r>
+    </w:p>
+    <w:p>
+      <w:r>
+        <w:t xml:space="preserve">・記念日リマインド:「前回の鑑定から半年。最近いかがですか？」のLINE配信</w:t>
+      </w:r>
+    </w:p>
+    <w:p>
+      <w:r>
+        <w:t xml:space="preserve"/>
+      </w:r>
+    </w:p>
+    <w:p>
+      <w:pPr>
+        <w:pStyle w:val="Heading2"/>
+      </w:pPr>
+      <w:r>
+        <w:t xml:space="preserve">D. ショート動画戦略（TikTok / Instagram Reels / YouTube Shorts）</w:t>
+      </w:r>
+    </w:p>
+    <w:p>
+      <w:r>
+        <w:t xml:space="preserve">占い × ショート動画は相性抜群。特に「あの人のトリセツ」ブランドはフックが作りやすい。</w:t>
+      </w:r>
+    </w:p>
+    <w:p>
+      <w:r>
+        <w:t xml:space="preserve"/>
+      </w:r>
+    </w:p>
+    <w:p>
+      <w:r>
+        <w:t xml:space="preserve">■ 動画の型</w:t>
+      </w:r>
+    </w:p>
+    <w:p>
+      <w:r>
+        <w:t xml:space="preserve">① 「○○な彼の取扱説明書」シリーズ: 「既読スルーする彼のトリセツ」「急に冷たくなる彼のトリセツ」等 → シリーズ化で再生数を積む</w:t>
+      </w:r>
+    </w:p>
+    <w:p>
+      <w:r>
+        <w:t xml:space="preserve">② 有名人の相性分析（60秒版）: X長文ポストのダイジェスト版 → 「全文はXで」と誘導</w:t>
+      </w:r>
+    </w:p>
+    <w:p>
+      <w:r>
+        <w:t xml:space="preserve">③ 「占い師のぶっちゃけ」: 業界裏話・NG相談例等 → 人柄アピール＋バズ狙い</w:t>
+      </w:r>
+    </w:p>
+    <w:p>
+      <w:r>
+        <w:t xml:space="preserve">④ 鑑定ビフォーアフター: 「鑑定前: 不安で眠れない → 鑑定後: 行動できた」（お客様の声ベース）</w:t>
+      </w:r>
+    </w:p>
+    <w:p>
+      <w:r>
+        <w:t xml:space="preserve"/>
+      </w:r>
+    </w:p>
+    <w:p>
+      <w:r>
+        <w:t xml:space="preserve">■ 制作のコツ</w:t>
+      </w:r>
+    </w:p>
+    <w:p>
+      <w:r>
+        <w:t xml:space="preserve">・顔出し不要: テロップ + BGM + 和風背景でOK（六根清浄の世界観）</w:t>
+      </w:r>
+    </w:p>
+    <w:p>
+      <w:r>
+        <w:t xml:space="preserve">・冒頭1秒で結論（例: 「既読スルーする男、実は○○です」）</w:t>
+      </w:r>
+    </w:p>
+    <w:p>
+      <w:r>
+        <w:t xml:space="preserve">・週2〜3本。1本の制作時間は慣れれば15〜20分</w:t>
+      </w:r>
+    </w:p>
+    <w:p>
+      <w:r>
+        <w:t xml:space="preserve">・同じ素材をTikTok・Reels・Shortsの3つに同時投稿（追加コストゼロ）</w:t>
+      </w:r>
+    </w:p>
+    <w:p>
+      <w:r>
+        <w:t xml:space="preserve"/>
+      </w:r>
+    </w:p>
+    <w:p>
+      <w:pPr>
+        <w:pStyle w:val="Heading2"/>
+      </w:pPr>
+      <w:r>
+        <w:t xml:space="preserve">E. beginner向け動画コンテンツ（サイト埋め込み）</w:t>
+      </w:r>
+    </w:p>
+    <w:p>
+      <w:r>
+        <w:t xml:space="preserve">初めての方ページ（beginner.html）に短い紹介動画を埋め込む案。</w:t>
+      </w:r>
+    </w:p>
+    <w:p>
+      <w:r>
+        <w:t xml:space="preserve"/>
+      </w:r>
+    </w:p>
+    <w:p>
+      <w:r>
+        <w:t xml:space="preserve">■ 目的</w:t>
+      </w:r>
+    </w:p>
+    <w:p>
+      <w:r>
+        <w:t xml:space="preserve">・「占いが初めてで不安」な人の心理ハードルを下げる</w:t>
+      </w:r>
+    </w:p>
+    <w:p>
+      <w:r>
+        <w:t xml:space="preserve">・テキストだけでは伝わらない人柄・雰囲気を伝える</w:t>
+      </w:r>
+    </w:p>
+    <w:p>
+      <w:r>
+        <w:t xml:space="preserve">・動画を見た人のCVR（予約率）は見ていない人の2〜3倍が一般的</w:t>
+      </w:r>
+    </w:p>
+    <w:p>
+      <w:r>
+        <w:t xml:space="preserve"/>
+      </w:r>
+    </w:p>
+    <w:p>
+      <w:r>
+        <w:t xml:space="preserve">■ 動画の内容案（60〜90秒）</w:t>
+      </w:r>
+    </w:p>
+    <w:p>
+      <w:r>
+        <w:t xml:space="preserve">・「占い処 六根清浄のあつきです。初めての方へ、鑑定の流れをご案内します」</w:t>
+      </w:r>
+    </w:p>
+    <w:p>
+      <w:r>
+        <w:t xml:space="preserve">・鑑定の流れ（予約→当日→アフター）を簡潔に説明</w:t>
+      </w:r>
+    </w:p>
+    <w:p>
+      <w:r>
+        <w:t xml:space="preserve">・「お気軽にどうぞ」で締め → LINEボタンへ</w:t>
+      </w:r>
+    </w:p>
+    <w:p>
+      <w:r>
+        <w:t xml:space="preserve">・ショート動画素材の転用も可（撮り下ろし不要）</w:t>
+      </w:r>
+    </w:p>
+    <w:p>
+      <w:r>
+        <w:t xml:space="preserve"/>
+      </w:r>
+    </w:p>
+    <w:p>
+      <w:pPr>
+        <w:pStyle w:val="Heading2"/>
+      </w:pPr>
+      <w:r>
+        <w:t xml:space="preserve">施策の優先順位</w:t>
+      </w:r>
+    </w:p>
+    <w:p>
+      <w:r>
+        <w:t xml:space="preserve"/>
+      </w:r>
+    </w:p>
+    <w:p>
+      <w:r>
+        <w:t xml:space="preserve">1位: X長文サムネポスト ─ 今すぐ始められる。ブランドとの親和性◎。コスト: Canvaテンプレ作成のみ</w:t>
+      </w:r>
+    </w:p>
+    <w:p>
+      <w:r>
+        <w:t xml:space="preserve">2位: Threads横展開 ─ X投稿の転載だけなので追加工数ほぼゼロ。女性ユーザー多い</w:t>
+      </w:r>
+    </w:p>
+    <w:p>
+      <w:r>
+        <w:t xml:space="preserve">3位: DRMファネル設計 ─ LINE登録特典を作るだけで仕組みが回り始める</w:t>
+      </w:r>
+    </w:p>
+    <w:p>
+      <w:r>
+        <w:t xml:space="preserve">4位: ショート動画 ─ 慣れるまで時間がかかるが、バズったときの爆発力は最大</w:t>
+      </w:r>
+    </w:p>
+    <w:p>
+      <w:r>
+        <w:t xml:space="preserve">5位: beginner動画 ─ 余裕ができてから。テキストだけでも機能しているなら急がなくてOK</w:t>
       </w:r>
     </w:p>
     <w:p>

--- a/六根清浄_事業成長戦略書_v4.docx
+++ b/六根清浄_事業成長戦略書_v4.docx
@@ -130,6 +130,11 @@
       </w:r>
     </w:p>
     <w:p>
+      <w:r>
+        <w:t xml:space="preserve"/>
+      </w:r>
+    </w:p>
+    <w:p>
       <w:pPr>
         <w:spacing w:after="120"/>
       </w:pPr>
@@ -384,6 +389,16 @@
     <w:p>
       <w:r>
         <w:t xml:space="preserve">16. 最新アップデート（2026年2月）</w:t>
+      </w:r>
+    </w:p>
+    <w:p>
+      <w:r>
+        <w:t xml:space="preserve">17. 今後の戦略案</w:t>
+      </w:r>
+    </w:p>
+    <w:p>
+      <w:r>
+        <w:t xml:space="preserve">18. リスクシナリオと対策</w:t>
       </w:r>
     </w:p>
     <w:p>
@@ -998,6 +1013,61 @@
     <w:p>
       <w:r>
         <w:br w:type="page"/>
+      </w:r>
+    </w:p>
+    <w:p>
+      <w:r>
+        <w:t xml:space="preserve"/>
+      </w:r>
+    </w:p>
+    <w:p>
+      <w:r>
+        <w:t xml:space="preserve"/>
+      </w:r>
+    </w:p>
+    <w:p>
+      <w:r>
+        <w:t xml:space="preserve">■ 現在の数字（2026年2月時点）</w:t>
+      </w:r>
+    </w:p>
+    <w:p>
+      <w:r>
+        <w:t xml:space="preserve">・月間売上: 約¥10,000〜20,000（※要確認・正確な数字を記入）</w:t>
+      </w:r>
+    </w:p>
+    <w:p>
+      <w:r>
+        <w:t xml:space="preserve">・月間鑑定件数: 2〜4件程度</w:t>
+      </w:r>
+    </w:p>
+    <w:p>
+      <w:r>
+        <w:t xml:space="preserve">・Xフォロワー: 170人</w:t>
+      </w:r>
+    </w:p>
+    <w:p>
+      <w:r>
+        <w:t xml:space="preserve">・LINE友だち: ○人（※要確認）</w:t>
+      </w:r>
+    </w:p>
+    <w:p>
+      <w:r>
+        <w:t xml:space="preserve">・BASEショップ: カレンダー・お札を販売中（月間売上¥○〜）</w:t>
+      </w:r>
+    </w:p>
+    <w:p>
+      <w:r>
+        <w:t xml:space="preserve">・note: 無料記事中心、有料記事の販売実績少</w:t>
+      </w:r>
+    </w:p>
+    <w:p>
+      <w:r>
+        <w:t xml:space="preserve">→ 現状は月5万に届いていない段階。まずSTAGE 1の¥50,000が最初のマイルストーン。</w:t>
+      </w:r>
+    </w:p>
+    <w:p>
+      <w:r>
+        <w:t xml:space="preserve"/>
       </w:r>
     </w:p>
     <w:p>
@@ -2837,6 +2907,44 @@
     <w:p>
       <w:r>
         <w:br w:type="page"/>
+      </w:r>
+    </w:p>
+    <w:p>
+      <w:r>
+        <w:t xml:space="preserve"/>
+      </w:r>
+    </w:p>
+    <w:p>
+      <w:pPr>
+        <w:pStyle w:val="Heading2"/>
+      </w:pPr>
+      <w:r>
+        <w:t xml:space="preserve">実施ステータス</w:t>
+      </w:r>
+    </w:p>
+    <w:p>
+      <w:r>
+        <w:t xml:space="preserve">・第1段階（10分¥1,500）: 未実施 ← Xでブランドが育ち始めてから実行</w:t>
+      </w:r>
+    </w:p>
+    <w:p>
+      <w:r>
+        <w:t xml:space="preserve">・現在のサイト掲載料金: 10分¥1,100（据え置き中）</w:t>
+      </w:r>
+    </w:p>
+    <w:p>
+      <w:r>
+        <w:t xml:space="preserve">・値上げタイミングの判断基準: Xフォロワー500人 or 月間鑑定8件以上を安定して超えた時点</w:t>
+      </w:r>
+    </w:p>
+    <w:p>
+      <w:r>
+        <w:t xml:space="preserve">※ 収益シミュレーション（セクション4）は値上げ後の¥1,500/10分を前提にした数字。値上げ前は売上が約20%低くなる点に注意。</w:t>
+      </w:r>
+    </w:p>
+    <w:p>
+      <w:r>
+        <w:t xml:space="preserve"/>
       </w:r>
     </w:p>
     <w:p>
@@ -6598,7 +6706,7 @@
           <w:sz w:val="21"/>
           <w:szCs w:val="21"/>
         </w:rPr>
-        <w:t xml:space="preserve">値上げ＋お札整備だけで到達可能。鑑定は無理せず月6件。</w:t>
+        <w:t>X「あの人のトリセツ」発信開始＋お札整備＋レポートモニター募集。鑑定は無理せず月6件。</w:t>
       </w:r>
     </w:p>
     <w:tbl>
@@ -8969,7 +9077,7 @@
           <w:sz w:val="28"/>
           <w:szCs w:val="28"/>
         </w:rPr>
-        <w:t xml:space="preserve">STAGE 3: 月売上 20万円（全チャネル＋ノウハウ販売）</w:t>
+        <w:t>STAGE 3（4〜6ヶ月目）: 全チャネル活用＋レポート安定化 → 目標¥170,000〜200,000</w:t>
       </w:r>
     </w:p>
     <w:p>
@@ -8987,7 +9095,7 @@
           <w:sz w:val="21"/>
           <w:szCs w:val="21"/>
         </w:rPr>
-        <w:t xml:space="preserve">ココナラ参入＋メルカリ拡大＋noteノウハウ販売。ストック型収益の比率を大きく上げる。</w:t>
+        <w:t>レポート月5件安定＋ココナラ→自サイト誘導＋メルカリ拡大。ストック型収益の比率を上げつつ、鑑定疲れしない構造を維持。</w:t>
       </w:r>
     </w:p>
     <w:tbl>
@@ -9041,7 +9149,7 @@
                 <w:sz w:val="20"/>
                 <w:szCs w:val="20"/>
               </w:rPr>
-              <w:t xml:space="preserve">収益源</w:t>
+              <w:t>収益源</w:t>
             </w:r>
           </w:p>
         </w:tc>
@@ -9076,7 +9184,7 @@
                 <w:sz w:val="20"/>
                 <w:szCs w:val="20"/>
               </w:rPr>
-              <w:t xml:space="preserve">単価</w:t>
+              <w:t>単価</w:t>
             </w:r>
           </w:p>
         </w:tc>
@@ -9111,7 +9219,7 @@
                 <w:sz w:val="20"/>
                 <w:szCs w:val="20"/>
               </w:rPr>
-              <w:t xml:space="preserve">数量</w:t>
+              <w:t>数量</w:t>
             </w:r>
           </w:p>
         </w:tc>
@@ -9146,7 +9254,7 @@
                 <w:sz w:val="20"/>
                 <w:szCs w:val="20"/>
               </w:rPr>
-              <w:t xml:space="preserve">月間売上</w:t>
+              <w:t>月間売上</w:t>
             </w:r>
           </w:p>
         </w:tc>
@@ -9181,7 +9289,7 @@
                 <w:sz w:val="20"/>
                 <w:szCs w:val="20"/>
               </w:rPr>
-              <w:t xml:space="preserve">備考</w:t>
+              <w:t>備考</w:t>
             </w:r>
           </w:p>
         </w:tc>
@@ -9217,7 +9325,7 @@
                 <w:sz w:val="20"/>
                 <w:szCs w:val="20"/>
               </w:rPr>
-              <w:t xml:space="preserve">自サイト鑑定（通常）</w:t>
+              <w:t>自サイト鑑定</w:t>
             </w:r>
           </w:p>
         </w:tc>
@@ -9251,7 +9359,7 @@
                 <w:sz w:val="20"/>
                 <w:szCs w:val="20"/>
               </w:rPr>
-              <w:t xml:space="preserve">¥6,000</w:t>
+              <w:t>¥6,000</w:t>
             </w:r>
           </w:p>
         </w:tc>
@@ -9285,7 +9393,7 @@
                 <w:sz w:val="20"/>
                 <w:szCs w:val="20"/>
               </w:rPr>
-              <w:t xml:space="preserve">8件</w:t>
+              <w:t>10件</w:t>
             </w:r>
           </w:p>
         </w:tc>
@@ -9319,7 +9427,7 @@
                 <w:sz w:val="20"/>
                 <w:szCs w:val="20"/>
               </w:rPr>
-              <w:t xml:space="preserve">¥48,000</w:t>
+              <w:t>¥60,000</w:t>
             </w:r>
           </w:p>
         </w:tc>
@@ -9353,7 +9461,7 @@
                 <w:sz w:val="20"/>
                 <w:szCs w:val="20"/>
               </w:rPr>
-              <w:t xml:space="preserve">手数料なし</w:t>
+              <w:t>ココナラからの移行客含む</w:t>
             </w:r>
           </w:p>
         </w:tc>
@@ -9389,7 +9497,7 @@
                 <w:sz w:val="20"/>
                 <w:szCs w:val="20"/>
               </w:rPr>
-              <w:t xml:space="preserve">プレミアムレポート</w:t>
+              <w:t>プレミアムレポート</w:t>
             </w:r>
           </w:p>
         </w:tc>
@@ -9457,7 +9565,7 @@
                 <w:sz w:val="20"/>
                 <w:szCs w:val="20"/>
               </w:rPr>
-              <w:t xml:space="preserve">4件</w:t>
+              <w:t>5件</w:t>
             </w:r>
           </w:p>
         </w:tc>
@@ -9491,7 +9599,7 @@
                 <w:sz w:val="20"/>
                 <w:szCs w:val="20"/>
               </w:rPr>
-              <w:t>¥32,000</w:t>
+              <w:t>¥40,000</w:t>
             </w:r>
           </w:p>
         </w:tc>
@@ -9525,7 +9633,7 @@
                 <w:sz w:val="20"/>
                 <w:szCs w:val="20"/>
               </w:rPr>
-              <w:t>A/B/C混合（B=主力¥8,000）</w:t>
+              <w:t>B=主力。月5件が安定目標</w:t>
             </w:r>
           </w:p>
         </w:tc>
@@ -9561,7 +9669,7 @@
                 <w:sz w:val="20"/>
                 <w:szCs w:val="20"/>
               </w:rPr>
-              <w:t xml:space="preserve">ココナラ鑑定</w:t>
+              <w:t>ココナラ鑑定</w:t>
             </w:r>
           </w:p>
         </w:tc>
@@ -9595,7 +9703,7 @@
                 <w:sz w:val="20"/>
                 <w:szCs w:val="20"/>
               </w:rPr>
-              <w:t xml:space="preserve">¥3,000</w:t>
+              <w:t>¥3,000</w:t>
             </w:r>
           </w:p>
         </w:tc>
@@ -9629,7 +9737,7 @@
                 <w:sz w:val="20"/>
                 <w:szCs w:val="20"/>
               </w:rPr>
-              <w:t xml:space="preserve">6件</w:t>
+              <w:t>3件</w:t>
             </w:r>
           </w:p>
         </w:tc>
@@ -9663,7 +9771,7 @@
                 <w:sz w:val="20"/>
                 <w:szCs w:val="20"/>
               </w:rPr>
-              <w:t xml:space="preserve">¥18,000</w:t>
+              <w:t>¥9,000</w:t>
             </w:r>
           </w:p>
         </w:tc>
@@ -9697,7 +9805,7 @@
                 <w:sz w:val="20"/>
                 <w:szCs w:val="20"/>
               </w:rPr>
-              <w:t xml:space="preserve">手数料22%</w:t>
+              <w:t>新規獲得チャネル。自サイトへ誘導</w:t>
             </w:r>
           </w:p>
         </w:tc>
@@ -9733,7 +9841,7 @@
                 <w:sz w:val="20"/>
                 <w:szCs w:val="20"/>
               </w:rPr>
-              <w:t xml:space="preserve">note有料記事</w:t>
+              <w:t>note有料記事</w:t>
             </w:r>
           </w:p>
         </w:tc>
@@ -9767,7 +9875,7 @@
                 <w:sz w:val="20"/>
                 <w:szCs w:val="20"/>
               </w:rPr>
-              <w:t xml:space="preserve">¥1,000</w:t>
+              <w:t>¥1,000</w:t>
             </w:r>
           </w:p>
         </w:tc>
@@ -9801,7 +9909,7 @@
                 <w:sz w:val="20"/>
                 <w:szCs w:val="20"/>
               </w:rPr>
-              <w:t xml:space="preserve">15部</w:t>
+              <w:t>15部</w:t>
             </w:r>
           </w:p>
         </w:tc>
@@ -9835,7 +9943,7 @@
                 <w:sz w:val="20"/>
                 <w:szCs w:val="20"/>
               </w:rPr>
-              <w:t xml:space="preserve">¥15,000</w:t>
+              <w:t>¥15,000</w:t>
             </w:r>
           </w:p>
         </w:tc>
@@ -9869,7 +9977,7 @@
                 <w:sz w:val="20"/>
                 <w:szCs w:val="20"/>
               </w:rPr>
-              <w:t xml:space="preserve">時事ネタ</w:t>
+              <w:t>時事ネタ</w:t>
             </w:r>
           </w:p>
         </w:tc>
@@ -9905,7 +10013,7 @@
                 <w:sz w:val="20"/>
                 <w:szCs w:val="20"/>
               </w:rPr>
-              <w:t xml:space="preserve">noteノウハウ記事（NEW）</w:t>
+              <w:t>お札（全ランク）</w:t>
             </w:r>
           </w:p>
         </w:tc>
@@ -9939,7 +10047,7 @@
                 <w:sz w:val="20"/>
                 <w:szCs w:val="20"/>
               </w:rPr>
-              <w:t xml:space="preserve">¥2,000</w:t>
+              <w:t>¥2,500</w:t>
             </w:r>
           </w:p>
         </w:tc>
@@ -9973,7 +10081,7 @@
                 <w:sz w:val="20"/>
                 <w:szCs w:val="20"/>
               </w:rPr>
-              <w:t xml:space="preserve">8部</w:t>
+              <w:t>10枚</w:t>
             </w:r>
           </w:p>
         </w:tc>
@@ -10007,7 +10115,7 @@
                 <w:sz w:val="20"/>
                 <w:szCs w:val="20"/>
               </w:rPr>
-              <w:t xml:space="preserve">¥16,000</w:t>
+              <w:t>¥25,000</w:t>
             </w:r>
           </w:p>
         </w:tc>
@@ -10041,7 +10149,6 @@
                 <w:sz w:val="20"/>
                 <w:szCs w:val="20"/>
               </w:rPr>
-              <w:t xml:space="preserve">占い師向けB2B</w:t>
             </w:r>
           </w:p>
         </w:tc>
@@ -10077,7 +10184,7 @@
                 <w:sz w:val="20"/>
                 <w:szCs w:val="20"/>
               </w:rPr>
-              <w:t xml:space="preserve">お札（全ランク）</w:t>
+              <w:t>メルカリ物販</w:t>
             </w:r>
           </w:p>
         </w:tc>
@@ -10111,7 +10218,7 @@
                 <w:sz w:val="20"/>
                 <w:szCs w:val="20"/>
               </w:rPr>
-              <w:t xml:space="preserve">¥2,500</w:t>
+              <w:t>¥2,000</w:t>
             </w:r>
           </w:p>
         </w:tc>
@@ -10145,7 +10252,7 @@
                 <w:sz w:val="20"/>
                 <w:szCs w:val="20"/>
               </w:rPr>
-              <w:t xml:space="preserve">10枚</w:t>
+              <w:t>8件</w:t>
             </w:r>
           </w:p>
         </w:tc>
@@ -10179,7 +10286,7 @@
                 <w:sz w:val="20"/>
                 <w:szCs w:val="20"/>
               </w:rPr>
-              <w:t xml:space="preserve">¥25,000</w:t>
+              <w:t>¥16,000</w:t>
             </w:r>
           </w:p>
         </w:tc>
@@ -10213,7 +10320,6 @@
                 <w:sz w:val="20"/>
                 <w:szCs w:val="20"/>
               </w:rPr>
-              <w:t xml:space="preserve"/>
             </w:r>
           </w:p>
         </w:tc>
@@ -10249,7 +10355,7 @@
                 <w:sz w:val="20"/>
                 <w:szCs w:val="20"/>
               </w:rPr>
-              <w:t xml:space="preserve">メルカリ物販</w:t>
+              <w:t>カレンダー・BASE</w:t>
             </w:r>
           </w:p>
         </w:tc>
@@ -10283,7 +10389,7 @@
                 <w:sz w:val="20"/>
                 <w:szCs w:val="20"/>
               </w:rPr>
-              <w:t xml:space="preserve">¥2,000</w:t>
+              <w:t>¥3,000</w:t>
             </w:r>
           </w:p>
         </w:tc>
@@ -10317,7 +10423,7 @@
                 <w:sz w:val="20"/>
                 <w:szCs w:val="20"/>
               </w:rPr>
-              <w:t xml:space="preserve">8件</w:t>
+              <w:t>3件</w:t>
             </w:r>
           </w:p>
         </w:tc>
@@ -10351,7 +10457,7 @@
                 <w:sz w:val="20"/>
                 <w:szCs w:val="20"/>
               </w:rPr>
-              <w:t xml:space="preserve">¥16,000</w:t>
+              <w:t>¥9,000</w:t>
             </w:r>
           </w:p>
         </w:tc>
@@ -10385,7 +10491,6 @@
                 <w:sz w:val="20"/>
                 <w:szCs w:val="20"/>
               </w:rPr>
-              <w:t xml:space="preserve"/>
             </w:r>
           </w:p>
         </w:tc>
@@ -10421,7 +10526,7 @@
                 <w:sz w:val="20"/>
                 <w:szCs w:val="20"/>
               </w:rPr>
-              <w:t xml:space="preserve">カレンダー・BASE</w:t>
+              <w:t>合計（手数料前）</w:t>
             </w:r>
           </w:p>
         </w:tc>
@@ -10455,7 +10560,6 @@
                 <w:sz w:val="20"/>
                 <w:szCs w:val="20"/>
               </w:rPr>
-              <w:t xml:space="preserve">¥3,000</w:t>
             </w:r>
           </w:p>
         </w:tc>
@@ -10489,7 +10593,6 @@
                 <w:sz w:val="20"/>
                 <w:szCs w:val="20"/>
               </w:rPr>
-              <w:t xml:space="preserve">3件</w:t>
             </w:r>
           </w:p>
         </w:tc>
@@ -10523,7 +10626,7 @@
                 <w:sz w:val="20"/>
                 <w:szCs w:val="20"/>
               </w:rPr>
-              <w:t xml:space="preserve">¥9,000</w:t>
+              <w:t>¥174,000</w:t>
             </w:r>
           </w:p>
         </w:tc>
@@ -10557,7 +10660,7 @@
                 <w:sz w:val="20"/>
                 <w:szCs w:val="20"/>
               </w:rPr>
-              <w:t xml:space="preserve"/>
+              <w:t>ベースライン</w:t>
             </w:r>
           </w:p>
         </w:tc>
@@ -10593,7 +10696,7 @@
                 <w:sz w:val="20"/>
                 <w:szCs w:val="20"/>
               </w:rPr>
-              <w:t xml:space="preserve">合計（手数料前）</w:t>
+              <w:t>手数料差引後</w:t>
             </w:r>
           </w:p>
         </w:tc>
@@ -10627,7 +10730,6 @@
                 <w:sz w:val="20"/>
                 <w:szCs w:val="20"/>
               </w:rPr>
-              <w:t xml:space="preserve"/>
             </w:r>
           </w:p>
         </w:tc>
@@ -10661,7 +10763,6 @@
                 <w:sz w:val="20"/>
                 <w:szCs w:val="20"/>
               </w:rPr>
-              <w:t xml:space="preserve"/>
             </w:r>
           </w:p>
         </w:tc>
@@ -10695,7 +10796,7 @@
                 <w:sz w:val="20"/>
                 <w:szCs w:val="20"/>
               </w:rPr>
-              <w:t>¥179,000</w:t>
+              <w:t>約¥170,000</w:t>
             </w:r>
           </w:p>
         </w:tc>
@@ -10729,179 +10830,6 @@
                 <w:sz w:val="20"/>
                 <w:szCs w:val="20"/>
               </w:rPr>
-              <w:t xml:space="preserve"/>
-            </w:r>
-          </w:p>
-        </w:tc>
-      </w:tr>
-      <w:tr>
-        <w:tc>
-          <w:tcPr>
-            <w:tcW w:type="dxa" w:w="3000"/>
-            <w:tcBorders>
-              <w:top w:val="single" w:color="DFE6E9" w:sz="1"/>
-              <w:left w:val="single" w:color="DFE6E9" w:sz="1"/>
-              <w:bottom w:val="single" w:color="DFE6E9" w:sz="1"/>
-              <w:right w:val="single" w:color="DFE6E9" w:sz="1"/>
-            </w:tcBorders>
-            <w:tcMar>
-              <w:top w:type="dxa" w:w="80"/>
-              <w:left w:type="dxa" w:w="120"/>
-              <w:bottom w:type="dxa" w:w="80"/>
-              <w:right w:type="dxa" w:w="120"/>
-            </w:tcMar>
-            <w:vAlign w:val="center"/>
-          </w:tcPr>
-          <w:p>
-            <w:pPr>
-              <w:jc w:val="left"/>
-            </w:pPr>
-            <w:r>
-              <w:rPr>
-                <w:rFonts w:ascii="Arial" w:cs="Arial" w:eastAsia="Arial" w:hAnsi="Arial"/>
-                <w:b/>
-                <w:bCs/>
-                <w:color w:val="2D3436"/>
-                <w:sz w:val="20"/>
-                <w:szCs w:val="20"/>
-              </w:rPr>
-              <w:t xml:space="preserve">手数料差引後</w:t>
-            </w:r>
-          </w:p>
-        </w:tc>
-        <w:tc>
-          <w:tcPr>
-            <w:tcW w:type="dxa" w:w="1500"/>
-            <w:tcBorders>
-              <w:top w:val="single" w:color="DFE6E9" w:sz="1"/>
-              <w:left w:val="single" w:color="DFE6E9" w:sz="1"/>
-              <w:bottom w:val="single" w:color="DFE6E9" w:sz="1"/>
-              <w:right w:val="single" w:color="DFE6E9" w:sz="1"/>
-            </w:tcBorders>
-            <w:tcMar>
-              <w:top w:type="dxa" w:w="80"/>
-              <w:left w:type="dxa" w:w="120"/>
-              <w:bottom w:type="dxa" w:w="80"/>
-              <w:right w:type="dxa" w:w="120"/>
-            </w:tcMar>
-            <w:vAlign w:val="center"/>
-          </w:tcPr>
-          <w:p>
-            <w:pPr>
-              <w:jc w:val="left"/>
-            </w:pPr>
-            <w:r>
-              <w:rPr>
-                <w:rFonts w:ascii="Arial" w:cs="Arial" w:eastAsia="Arial" w:hAnsi="Arial"/>
-                <w:b w:val="false"/>
-                <w:bCs w:val="false"/>
-                <w:color w:val="2D3436"/>
-                <w:sz w:val="20"/>
-                <w:szCs w:val="20"/>
-              </w:rPr>
-              <w:t xml:space="preserve"/>
-            </w:r>
-          </w:p>
-        </w:tc>
-        <w:tc>
-          <w:tcPr>
-            <w:tcW w:type="dxa" w:w="1200"/>
-            <w:tcBorders>
-              <w:top w:val="single" w:color="DFE6E9" w:sz="1"/>
-              <w:left w:val="single" w:color="DFE6E9" w:sz="1"/>
-              <w:bottom w:val="single" w:color="DFE6E9" w:sz="1"/>
-              <w:right w:val="single" w:color="DFE6E9" w:sz="1"/>
-            </w:tcBorders>
-            <w:tcMar>
-              <w:top w:type="dxa" w:w="80"/>
-              <w:left w:type="dxa" w:w="120"/>
-              <w:bottom w:type="dxa" w:w="80"/>
-              <w:right w:type="dxa" w:w="120"/>
-            </w:tcMar>
-            <w:vAlign w:val="center"/>
-          </w:tcPr>
-          <w:p>
-            <w:pPr>
-              <w:jc w:val="left"/>
-            </w:pPr>
-            <w:r>
-              <w:rPr>
-                <w:rFonts w:ascii="Arial" w:cs="Arial" w:eastAsia="Arial" w:hAnsi="Arial"/>
-                <w:b w:val="false"/>
-                <w:bCs w:val="false"/>
-                <w:color w:val="2D3436"/>
-                <w:sz w:val="20"/>
-                <w:szCs w:val="20"/>
-              </w:rPr>
-              <w:t xml:space="preserve"/>
-            </w:r>
-          </w:p>
-        </w:tc>
-        <w:tc>
-          <w:tcPr>
-            <w:tcW w:type="dxa" w:w="1830"/>
-            <w:tcBorders>
-              <w:top w:val="single" w:color="DFE6E9" w:sz="1"/>
-              <w:left w:val="single" w:color="DFE6E9" w:sz="1"/>
-              <w:bottom w:val="single" w:color="DFE6E9" w:sz="1"/>
-              <w:right w:val="single" w:color="DFE6E9" w:sz="1"/>
-            </w:tcBorders>
-            <w:tcMar>
-              <w:top w:type="dxa" w:w="80"/>
-              <w:left w:type="dxa" w:w="120"/>
-              <w:bottom w:type="dxa" w:w="80"/>
-              <w:right w:type="dxa" w:w="120"/>
-            </w:tcMar>
-            <w:vAlign w:val="center"/>
-          </w:tcPr>
-          <w:p>
-            <w:pPr>
-              <w:jc w:val="left"/>
-            </w:pPr>
-            <w:r>
-              <w:rPr>
-                <w:rFonts w:ascii="Arial" w:cs="Arial" w:eastAsia="Arial" w:hAnsi="Arial"/>
-                <w:b/>
-                <w:bCs/>
-                <w:color w:val="6C5CE7"/>
-                <w:sz w:val="20"/>
-                <w:szCs w:val="20"/>
-              </w:rPr>
-              <w:t>約¥159,000</w:t>
-            </w:r>
-          </w:p>
-        </w:tc>
-        <w:tc>
-          <w:tcPr>
-            <w:tcW w:type="dxa" w:w="1830"/>
-            <w:tcBorders>
-              <w:top w:val="single" w:color="DFE6E9" w:sz="1"/>
-              <w:left w:val="single" w:color="DFE6E9" w:sz="1"/>
-              <w:bottom w:val="single" w:color="DFE6E9" w:sz="1"/>
-              <w:right w:val="single" w:color="DFE6E9" w:sz="1"/>
-            </w:tcBorders>
-            <w:tcMar>
-              <w:top w:type="dxa" w:w="80"/>
-              <w:left w:type="dxa" w:w="120"/>
-              <w:bottom w:type="dxa" w:w="80"/>
-              <w:right w:type="dxa" w:w="120"/>
-            </w:tcMar>
-            <w:vAlign w:val="center"/>
-          </w:tcPr>
-          <w:p>
-            <w:pPr>
-              <w:jc w:val="left"/>
-            </w:pPr>
-            <w:r>
-              <w:rPr>
-                <w:rFonts w:ascii="Arial" w:cs="Arial" w:eastAsia="Arial" w:hAnsi="Arial"/>
-                <w:b w:val="false"/>
-                <w:bCs w:val="false"/>
-                <w:color w:val="2D3436"/>
-                <w:sz w:val="20"/>
-                <w:szCs w:val="20"/>
-              </w:rPr>
-              <w:t xml:space="preserve">+ヒット記事で¥20万超</w:t>
             </w:r>
           </w:p>
         </w:tc>
@@ -10927,7 +10855,7 @@
           <w:sz w:val="21"/>
           <w:szCs w:val="21"/>
         </w:rPr>
-        <w:t xml:space="preserve">→ 鑑定は月14件。レポート4件は空き時間で制作。</w:t>
+        <w:t>→ 鑑定は月13件（自サイト10+ココナラ3）。ココナラは「集客チャネル」として割り切り、リピーターは自サイトへ移行。</w:t>
       </w:r>
     </w:p>
     <w:p>
@@ -10945,7 +10873,7 @@
           <w:sz w:val="21"/>
           <w:szCs w:val="21"/>
         </w:rPr>
-        <w:t xml:space="preserve">→ ノウハウ記事が新たな柱。一度書けば半永久的に売れる。</w:t>
+        <w:t>→ レポート月5件が安定収益の柱。レポート＋物販で¥90,000、鑑定を超える売上を非労働集約で確保。</w:t>
       </w:r>
     </w:p>
     <w:p>
@@ -13000,7 +12928,7 @@
           <w:sz w:val="21"/>
           <w:szCs w:val="21"/>
         </w:rPr>
-        <w:t xml:space="preserve">通常鑑定、ココナラ電話相談</w:t>
+        <w:t>通常鑑定、ココナラ鑑定（ただしココナラは集客チャネルとして活用し、リピーターは自サイトへ移行）</w:t>
       </w:r>
     </w:p>
     <w:p>
@@ -13266,7 +13194,7 @@
                 <w:sz w:val="20"/>
                 <w:szCs w:val="20"/>
               </w:rPr>
-              <w:t xml:space="preserve">20万時</w:t>
+              <w:t>17〜20万時</w:t>
             </w:r>
           </w:p>
         </w:tc>
@@ -13336,7 +13264,7 @@
                 <w:sz w:val="20"/>
                 <w:szCs w:val="20"/>
               </w:rPr>
-              <w:t xml:space="preserve">50→25%</w:t>
+              <w:t>50→30%</w:t>
             </w:r>
           </w:p>
         </w:tc>
@@ -13370,7 +13298,7 @@
                 <w:sz w:val="20"/>
                 <w:szCs w:val="20"/>
               </w:rPr>
-              <w:t xml:space="preserve">¥30,000</w:t>
+              <w:t>¥30,000</w:t>
             </w:r>
           </w:p>
         </w:tc>
@@ -13404,7 +13332,7 @@
                 <w:sz w:val="20"/>
                 <w:szCs w:val="20"/>
               </w:rPr>
-              <w:t xml:space="preserve">¥48,000</w:t>
+              <w:t>¥69,000</w:t>
             </w:r>
           </w:p>
         </w:tc>
@@ -13474,7 +13402,7 @@
                 <w:sz w:val="20"/>
                 <w:szCs w:val="20"/>
               </w:rPr>
-              <w:t xml:space="preserve">20→35%</w:t>
+              <w:t>20→40%</w:t>
             </w:r>
           </w:p>
         </w:tc>
@@ -13508,7 +13436,7 @@
                 <w:sz w:val="20"/>
                 <w:szCs w:val="20"/>
               </w:rPr>
-              <w:t xml:space="preserve">¥10,000</w:t>
+              <w:t>¥10,000</w:t>
             </w:r>
           </w:p>
         </w:tc>
@@ -13542,7 +13470,7 @@
                 <w:sz w:val="20"/>
                 <w:szCs w:val="20"/>
               </w:rPr>
-              <w:t xml:space="preserve">¥68,000</w:t>
+              <w:t>¥90,000</w:t>
             </w:r>
           </w:p>
         </w:tc>
@@ -13612,7 +13540,7 @@
                 <w:sz w:val="20"/>
                 <w:szCs w:val="20"/>
               </w:rPr>
-              <w:t xml:space="preserve">20→35%</w:t>
+              <w:t>20→20%</w:t>
             </w:r>
           </w:p>
         </w:tc>
@@ -13646,7 +13574,7 @@
                 <w:sz w:val="20"/>
                 <w:szCs w:val="20"/>
               </w:rPr>
-              <w:t xml:space="preserve">¥7,000</w:t>
+              <w:t>¥7,000</w:t>
             </w:r>
           </w:p>
         </w:tc>
@@ -13680,7 +13608,7 @@
                 <w:sz w:val="20"/>
                 <w:szCs w:val="20"/>
               </w:rPr>
-              <w:t xml:space="preserve">¥66,000</w:t>
+              <w:t>¥15,000</w:t>
             </w:r>
           </w:p>
         </w:tc>
@@ -13750,7 +13678,7 @@
                 <w:sz w:val="20"/>
                 <w:szCs w:val="20"/>
               </w:rPr>
-              <w:t xml:space="preserve">10→5%</w:t>
+              <w:t>10→10%</w:t>
             </w:r>
           </w:p>
         </w:tc>
@@ -13784,7 +13712,7 @@
                 <w:sz w:val="20"/>
                 <w:szCs w:val="20"/>
               </w:rPr>
-              <w:t xml:space="preserve">¥3,000</w:t>
+              <w:t>¥3,000</w:t>
             </w:r>
           </w:p>
         </w:tc>
@@ -13818,7 +13746,7 @@
                 <w:sz w:val="20"/>
                 <w:szCs w:val="20"/>
               </w:rPr>
-              <w:t xml:space="preserve">¥18,000</w:t>
+              <w:t>¥9,000</w:t>
             </w:r>
           </w:p>
         </w:tc>
@@ -14798,6 +14726,119 @@
           <w:szCs w:val="21"/>
         </w:rPr>
         <w:t>X/Threads（あの人のトリセツ）→ ウェブサイト（about.html）→ LINE → 鑑定予約 / 「あの人のトリセツ」レポート注文(BASE)</w:t>
+      </w:r>
+    </w:p>
+    <w:p>
+      <w:r>
+        <w:t xml:space="preserve"/>
+      </w:r>
+    </w:p>
+    <w:p>
+      <w:pPr>
+        <w:pStyle w:val="Heading2"/>
+      </w:pPr>
+      <w:r>
+        <w:t xml:space="preserve">コンバージョンファネル（想定転換率）</w:t>
+      </w:r>
+    </w:p>
+    <w:p>
+      <w:r>
+        <w:t xml:space="preserve">各ステップの転換率を把握しておくことで、必要なインプレッション数が逆算できる。</w:t>
+      </w:r>
+    </w:p>
+    <w:p>
+      <w:r>
+        <w:t xml:space="preserve"/>
+      </w:r>
+    </w:p>
+    <w:p>
+      <w:r>
+        <w:t xml:space="preserve">■ X → レポート購入までのファネル</w:t>
+      </w:r>
+    </w:p>
+    <w:p>
+      <w:r>
+        <w:t xml:space="preserve">Xインプレッション 10,000 → プロフクリック 200（2%）→ サイト訪問 100（50%）→ LINE登録 10（10%）→ 購入 1（10%）</w:t>
+      </w:r>
+    </w:p>
+    <w:p>
+      <w:r>
+        <w:t xml:space="preserve">→ レポート月5件に必要なインプレッション: 約50,000/月</w:t>
+      </w:r>
+    </w:p>
+    <w:p>
+      <w:r>
+        <w:t xml:space="preserve">→ Xフォロワー1,000人で平均インプレッション50,000〜100,000は現実的なライン</w:t>
+      </w:r>
+    </w:p>
+    <w:p>
+      <w:r>
+        <w:t xml:space="preserve"/>
+      </w:r>
+    </w:p>
+    <w:p>
+      <w:r>
+        <w:t xml:space="preserve">■ ファネル改善のレバー</w:t>
+      </w:r>
+    </w:p>
+    <w:p>
+      <w:r>
+        <w:t xml:space="preserve">・プロフクリック率（2→4%）: サムネ長文ポストのフック改善、投稿時間の最適化</w:t>
+      </w:r>
+    </w:p>
+    <w:p>
+      <w:r>
+        <w:t xml:space="preserve">・サイト→LINE登録率（10→20%）: about.htmlのCTA強化、LINE登録特典の追加</w:t>
+      </w:r>
+    </w:p>
+    <w:p>
+      <w:r>
+        <w:t xml:space="preserve">・LINE→購入率（10→20%）: 教育配信の質向上、タイミング配信（悩み相談の翌日にオファー等）</w:t>
+      </w:r>
+    </w:p>
+    <w:p>
+      <w:r>
+        <w:t xml:space="preserve">→ 全ステップを2倍に改善できれば、必要インプレッションは1/8になる（50,000→6,250）</w:t>
+      </w:r>
+    </w:p>
+    <w:p>
+      <w:r>
+        <w:t xml:space="preserve"/>
+      </w:r>
+    </w:p>
+    <w:p>
+      <w:r>
+        <w:t xml:space="preserve">■ 計測方法</w:t>
+      </w:r>
+    </w:p>
+    <w:p>
+      <w:r>
+        <w:t xml:space="preserve">・Xインプレッション/プロフクリック: Xアナリティクスで確認（無料）</w:t>
+      </w:r>
+    </w:p>
+    <w:p>
+      <w:r>
+        <w:t xml:space="preserve">・サイト訪問: Googleアナリティクスで計測（要設置）</w:t>
+      </w:r>
+    </w:p>
+    <w:p>
+      <w:r>
+        <w:t xml:space="preserve">・LINE登録: LINE Official Accountの管理画面で確認</w:t>
+      </w:r>
+    </w:p>
+    <w:p>
+      <w:r>
+        <w:t xml:space="preserve">・購入: BASEの注文管理で確認</w:t>
+      </w:r>
+    </w:p>
+    <w:p>
+      <w:r>
+        <w:t xml:space="preserve">※ Googleアナリティクスが未設置の場合、STAGE 1のWeek 1で設置すること</w:t>
+      </w:r>
+    </w:p>
+    <w:p>
+      <w:r>
+        <w:t xml:space="preserve"/>
       </w:r>
     </w:p>
     <w:p>
@@ -15777,7 +15818,7 @@
           <w:sz w:val="28"/>
           <w:szCs w:val="28"/>
         </w:rPr>
-        <w:t xml:space="preserve">STAGE 1（1ヶ月目）: 値上げ＋お札整備＋基盤構築 → 目標¥50,000</w:t>
+        <w:t>STAGE 1（1ヶ月目）: X発信開始＋レポート準備＋基盤構築 → 目標¥50,000</w:t>
       </w:r>
     </w:p>
     <w:p>
@@ -15811,7 +15852,7 @@
           <w:sz w:val="21"/>
           <w:szCs w:val="21"/>
         </w:rPr>
-        <w:t xml:space="preserve">☐ 鑑定料金を10分¥1,500に改定（pricing.html更新）</w:t>
+        <w:t>☐ Xプロフィール・固定ツイート設定（「あの人のトリセツ」ブランディング確立）</w:t>
       </w:r>
     </w:p>
     <w:p>
@@ -15829,7 +15870,7 @@
           <w:sz w:val="21"/>
           <w:szCs w:val="21"/>
         </w:rPr>
-        <w:t xml:space="preserve">☐ お札を3段階（¥1,500/¥3,000/¥5,000）でBASEに出品</w:t>
+        <w:t>☐ Canvaでサムネ長文ポスト用テンプレート作成（和風×明朝体）</w:t>
       </w:r>
     </w:p>
     <w:p>
@@ -15847,7 +15888,7 @@
           <w:sz w:val="21"/>
           <w:szCs w:val="21"/>
         </w:rPr>
-        <w:t xml:space="preserve">☐ 時事ネタ×四柱推命のnote有料記事を1本書く</w:t>
+        <w:t>☐ 「あの人のトリセツ」レポートのモニター募集開始（3〜5名・¥3,000〜5,000）</w:t>
       </w:r>
     </w:p>
     <w:p>
@@ -15865,7 +15906,7 @@
           <w:sz w:val="21"/>
           <w:szCs w:val="21"/>
         </w:rPr>
-        <w:t xml:space="preserve">☐ Googleビジネスプロフィール登録</w:t>
+        <w:t>☐ お札を3段階（¥1,500/¥3,000/¥5,000）でBASEに出品</w:t>
       </w:r>
     </w:p>
     <w:p>
@@ -15883,7 +15924,7 @@
           <w:sz w:val="21"/>
           <w:szCs w:val="21"/>
         </w:rPr>
-        <w:t xml:space="preserve">☐ GASで売上記録用のForms+Sheetsを作成</w:t>
+        <w:t>☐ GASで売上記録用のForms+Sheetsを作成</w:t>
       </w:r>
     </w:p>
     <w:p>
@@ -15917,7 +15958,7 @@
           <w:sz w:val="21"/>
           <w:szCs w:val="21"/>
         </w:rPr>
-        <w:t xml:space="preserve">☐ note記事を週1本（無料+有料を交互）</w:t>
+        <w:t>☐ X: 毎日の一言投稿 + サムネ長文ポスト週2〜3本</w:t>
       </w:r>
     </w:p>
     <w:p>
@@ -15935,7 +15976,7 @@
           <w:sz w:val="21"/>
           <w:szCs w:val="21"/>
         </w:rPr>
-        <w:t xml:space="preserve">☐ TikTok/Shortsで時事ネタショート動画を週2本</w:t>
+        <w:t>☐ Threads: X投稿を転載（追加工数ゼロ）</w:t>
       </w:r>
     </w:p>
     <w:p>
@@ -15953,7 +15994,7 @@
           <w:sz w:val="21"/>
           <w:szCs w:val="21"/>
         </w:rPr>
-        <w:t xml:space="preserve">☐ X(Twitter)で毎日1投稿</w:t>
+        <w:t>☐ note記事を週1本（無料+有料を交互）</w:t>
       </w:r>
     </w:p>
     <w:p>
@@ -15971,7 +16012,7 @@
           <w:sz w:val="21"/>
           <w:szCs w:val="21"/>
         </w:rPr>
-        <w:t xml:space="preserve">☐ メルカリにベーシックお札を出品（レビュー集め開始）</w:t>
+        <w:t>☐ モニターレポート納品 → レビュー収集 → サイト・Xに掲載</w:t>
       </w:r>
     </w:p>
     <w:p>
@@ -16105,6 +16146,26 @@
       </w:r>
     </w:p>
     <w:p>
+      <w:r>
+        <w:t xml:space="preserve">☐ TikTok/Shortsでショート動画を週2本</w:t>
+      </w:r>
+    </w:p>
+    <w:p>
+      <w:r>
+        <w:t xml:space="preserve">☐ メルカリにベーシックお札を出品（レビュー集め開始）</w:t>
+      </w:r>
+    </w:p>
+    <w:p>
+      <w:r>
+        <w:t xml:space="preserve">☐ Googleビジネスプロフィール登録</w:t>
+      </w:r>
+    </w:p>
+    <w:p>
+      <w:r>
+        <w:t xml:space="preserve">☐ 鑑定料金値上げの検討（Xフォロワー500人 or 月8件鑑定を目安）</w:t>
+      </w:r>
+    </w:p>
+    <w:p>
       <w:pPr>
         <w:spacing w:after="200"/>
       </w:pPr>
@@ -16123,7 +16184,7 @@
           <w:sz w:val="28"/>
           <w:szCs w:val="28"/>
         </w:rPr>
-        <w:t xml:space="preserve">STAGE 3（4〜6ヶ月目）: 全チャネル活用＋ノウハウ販売 → 目標¥200,000</w:t>
+        <w:t>STAGE 3（4〜6ヶ月目）: 全チャネル活用＋レポート安定化 → 目標¥170,000〜200,000</w:t>
       </w:r>
     </w:p>
     <w:p>
@@ -16141,7 +16202,7 @@
           <w:sz w:val="21"/>
           <w:szCs w:val="21"/>
         </w:rPr>
-        <w:t xml:space="preserve">☐ noteノウハウ記事の執筆開始（占い師向けB2B）</w:t>
+        <w:t>☐ 自サイト鑑定を月10件に拡大（ココナラ経由客の自サイト移行促進）</w:t>
       </w:r>
     </w:p>
     <w:p>
@@ -16159,7 +16220,7 @@
           <w:sz w:val="21"/>
           <w:szCs w:val="21"/>
         </w:rPr>
-        <w:t xml:space="preserve">☐ 「相性を見る方法」「タロットのやり方」等のスポット売り</w:t>
+        <w:t>☐ 「あの人のトリセツ」レポートを月5件安定化（紹介割引・LINE配信で促進）</w:t>
       </w:r>
     </w:p>
     <w:p>
@@ -17553,7 +17614,7 @@
                 <w:sz w:val="20"/>
                 <w:szCs w:val="20"/>
               </w:rPr>
-              <w:t xml:space="preserve">6件/月</w:t>
+              <w:t>6件/月</w:t>
             </w:r>
           </w:p>
         </w:tc>
@@ -17587,7 +17648,7 @@
                 <w:sz w:val="20"/>
                 <w:szCs w:val="20"/>
               </w:rPr>
-              <w:t xml:space="preserve">8件/月</w:t>
+              <w:t>8件/月</w:t>
             </w:r>
           </w:p>
         </w:tc>
@@ -17621,7 +17682,7 @@
                 <w:sz w:val="20"/>
                 <w:szCs w:val="20"/>
               </w:rPr>
-              <w:t xml:space="preserve">8件/月</w:t>
+              <w:t>10件/月（+ココナラ3）</w:t>
             </w:r>
           </w:p>
         </w:tc>
@@ -17655,7 +17716,7 @@
                 <w:sz w:val="20"/>
                 <w:szCs w:val="20"/>
               </w:rPr>
-              <w:t xml:space="preserve">8件/月</w:t>
+              <w:t>10件/月（+ココナラ3）</w:t>
             </w:r>
           </w:p>
         </w:tc>
@@ -17725,7 +17786,7 @@
                 <w:sz w:val="20"/>
                 <w:szCs w:val="20"/>
               </w:rPr>
-              <w:t xml:space="preserve">0件</w:t>
+              <w:t>0件</w:t>
             </w:r>
           </w:p>
         </w:tc>
@@ -17759,7 +17820,7 @@
                 <w:sz w:val="20"/>
                 <w:szCs w:val="20"/>
               </w:rPr>
-              <w:t xml:space="preserve">3件/月</w:t>
+              <w:t>3件/月</w:t>
             </w:r>
           </w:p>
         </w:tc>
@@ -17793,7 +17854,7 @@
                 <w:sz w:val="20"/>
                 <w:szCs w:val="20"/>
               </w:rPr>
-              <w:t xml:space="preserve">4件/月</w:t>
+              <w:t>5件/月</w:t>
             </w:r>
           </w:p>
         </w:tc>
@@ -17827,7 +17888,7 @@
                 <w:sz w:val="20"/>
                 <w:szCs w:val="20"/>
               </w:rPr>
-              <w:t xml:space="preserve">4件/月</w:t>
+              <w:t>5件/月</w:t>
             </w:r>
           </w:p>
         </w:tc>
@@ -17897,7 +17958,7 @@
                 <w:sz w:val="20"/>
                 <w:szCs w:val="20"/>
               </w:rPr>
-              <w:t xml:space="preserve">¥36,000</w:t>
+              <w:t>¥36,000</w:t>
             </w:r>
           </w:p>
         </w:tc>
@@ -17931,7 +17992,7 @@
                 <w:sz w:val="20"/>
                 <w:szCs w:val="20"/>
               </w:rPr>
-              <w:t xml:space="preserve">¥74,000</w:t>
+              <w:t>¥72,000</w:t>
             </w:r>
           </w:p>
         </w:tc>
@@ -17965,7 +18026,7 @@
                 <w:sz w:val="20"/>
                 <w:szCs w:val="20"/>
               </w:rPr>
-              <w:t xml:space="preserve">¥83,000</w:t>
+              <w:t>¥109,000</w:t>
             </w:r>
           </w:p>
         </w:tc>
@@ -17999,7 +18060,7 @@
                 <w:sz w:val="20"/>
                 <w:szCs w:val="20"/>
               </w:rPr>
-              <w:t xml:space="preserve">¥83,000</w:t>
+              <w:t>¥109,000</w:t>
             </w:r>
           </w:p>
         </w:tc>
@@ -18069,7 +18130,7 @@
                 <w:sz w:val="20"/>
                 <w:szCs w:val="20"/>
               </w:rPr>
-              <w:t xml:space="preserve">¥4,000</w:t>
+              <w:t>¥4,000</w:t>
             </w:r>
           </w:p>
         </w:tc>
@@ -18103,7 +18164,7 @@
                 <w:sz w:val="20"/>
                 <w:szCs w:val="20"/>
               </w:rPr>
-              <w:t xml:space="preserve">¥8,000</w:t>
+              <w:t>¥8,000</w:t>
             </w:r>
           </w:p>
         </w:tc>
@@ -18137,7 +18198,7 @@
                 <w:sz w:val="20"/>
                 <w:szCs w:val="20"/>
               </w:rPr>
-              <w:t xml:space="preserve">¥31,000</w:t>
+              <w:t>¥15,000</w:t>
             </w:r>
           </w:p>
         </w:tc>
@@ -18171,7 +18232,7 @@
                 <w:sz w:val="20"/>
                 <w:szCs w:val="20"/>
               </w:rPr>
-              <w:t xml:space="preserve">¥31,000</w:t>
+              <w:t>¥15,000</w:t>
             </w:r>
           </w:p>
         </w:tc>
@@ -18241,7 +18302,7 @@
                 <w:sz w:val="20"/>
                 <w:szCs w:val="20"/>
               </w:rPr>
-              <w:t xml:space="preserve">¥10,500</w:t>
+              <w:t>¥10,500</w:t>
             </w:r>
           </w:p>
         </w:tc>
@@ -18275,7 +18336,7 @@
                 <w:sz w:val="20"/>
                 <w:szCs w:val="20"/>
               </w:rPr>
-              <w:t xml:space="preserve">¥18,500</w:t>
+              <w:t>¥18,500</w:t>
             </w:r>
           </w:p>
         </w:tc>
@@ -18309,7 +18370,7 @@
                 <w:sz w:val="20"/>
                 <w:szCs w:val="20"/>
               </w:rPr>
-              <w:t xml:space="preserve">¥50,000</w:t>
+              <w:t>¥50,000</w:t>
             </w:r>
           </w:p>
         </w:tc>
@@ -18343,7 +18404,7 @@
                 <w:sz w:val="20"/>
                 <w:szCs w:val="20"/>
               </w:rPr>
-              <w:t xml:space="preserve">¥50,000</w:t>
+              <w:t>¥50,000</w:t>
             </w:r>
           </w:p>
         </w:tc>
@@ -18413,7 +18474,7 @@
                 <w:sz w:val="20"/>
                 <w:szCs w:val="20"/>
               </w:rPr>
-              <w:t xml:space="preserve">50人</w:t>
+              <w:t>50人</w:t>
             </w:r>
           </w:p>
         </w:tc>
@@ -18447,7 +18508,7 @@
                 <w:sz w:val="20"/>
                 <w:szCs w:val="20"/>
               </w:rPr>
-              <w:t xml:space="preserve">100人</w:t>
+              <w:t>100人</w:t>
             </w:r>
           </w:p>
         </w:tc>
@@ -18481,7 +18542,7 @@
                 <w:sz w:val="20"/>
                 <w:szCs w:val="20"/>
               </w:rPr>
-              <w:t xml:space="preserve">200人</w:t>
+              <w:t>200人</w:t>
             </w:r>
           </w:p>
         </w:tc>
@@ -18515,7 +18576,7 @@
                 <w:sz w:val="20"/>
                 <w:szCs w:val="20"/>
               </w:rPr>
-              <w:t xml:space="preserve">200人</w:t>
+              <w:t>300人</w:t>
             </w:r>
           </w:p>
         </w:tc>
@@ -18551,7 +18612,7 @@
                 <w:sz w:val="20"/>
                 <w:szCs w:val="20"/>
               </w:rPr>
-              <w:t xml:space="preserve">TikTokフォロワー</w:t>
+              <w:t>Xフォロワー</w:t>
             </w:r>
           </w:p>
         </w:tc>
@@ -18585,7 +18646,7 @@
                 <w:sz w:val="20"/>
                 <w:szCs w:val="20"/>
               </w:rPr>
-              <w:t xml:space="preserve">100人</w:t>
+              <w:t>300人</w:t>
             </w:r>
           </w:p>
         </w:tc>
@@ -18619,7 +18680,7 @@
                 <w:sz w:val="20"/>
                 <w:szCs w:val="20"/>
               </w:rPr>
-              <w:t xml:space="preserve">300人</w:t>
+              <w:t>800人</w:t>
             </w:r>
           </w:p>
         </w:tc>
@@ -18653,7 +18714,7 @@
                 <w:sz w:val="20"/>
                 <w:szCs w:val="20"/>
               </w:rPr>
-              <w:t xml:space="preserve">500人</w:t>
+              <w:t>2,000人</w:t>
             </w:r>
           </w:p>
         </w:tc>
@@ -18687,7 +18748,7 @@
                 <w:sz w:val="20"/>
                 <w:szCs w:val="20"/>
               </w:rPr>
-              <w:t xml:space="preserve">500人</w:t>
+              <w:t>3,000人</w:t>
             </w:r>
           </w:p>
         </w:tc>
@@ -18757,7 +18818,7 @@
                 <w:sz w:val="20"/>
                 <w:szCs w:val="20"/>
               </w:rPr>
-              <w:t xml:space="preserve">¥50,000</w:t>
+              <w:t>¥50,000</w:t>
             </w:r>
           </w:p>
         </w:tc>
@@ -18791,7 +18852,7 @@
                 <w:sz w:val="20"/>
                 <w:szCs w:val="20"/>
               </w:rPr>
-              <w:t xml:space="preserve">¥100,000</w:t>
+              <w:t>¥98,500</w:t>
             </w:r>
           </w:p>
         </w:tc>
@@ -18825,7 +18886,7 @@
                 <w:sz w:val="20"/>
                 <w:szCs w:val="20"/>
               </w:rPr>
-              <w:t xml:space="preserve">¥200,000</w:t>
+              <w:t>¥170,000〜200,000</w:t>
             </w:r>
           </w:p>
         </w:tc>
@@ -18859,7 +18920,7 @@
                 <w:sz w:val="20"/>
                 <w:szCs w:val="20"/>
               </w:rPr>
-              <w:t xml:space="preserve">¥200,000</w:t>
+              <w:t>¥200,000</w:t>
             </w:r>
           </w:p>
         </w:tc>
@@ -19103,10 +19164,113 @@
       </w:r>
     </w:p>
     <w:p>
+      <w:r>
+        <w:t xml:space="preserve"/>
+      </w:r>
+    </w:p>
+    <w:p>
       <w:pPr>
         <w:pStyle w:val="Heading2"/>
       </w:pPr>
       <w:r>
+        <w:t xml:space="preserve">「あの人のトリセツ」レポート ローンチ戦略</w:t>
+      </w:r>
+    </w:p>
+    <w:p>
+      <w:r>
+        <w:t xml:space="preserve">¥8,000のPDFレポートは「見たことのない商品」。いきなり定価で売るのではなく、段階的にローンチする。</w:t>
+      </w:r>
+    </w:p>
+    <w:p>
+      <w:r>
+        <w:t xml:space="preserve"/>
+      </w:r>
+    </w:p>
+    <w:p>
+      <w:r>
+        <w:t xml:space="preserve">■ Phase 1: モニター募集（最初の5件）</w:t>
+      </w:r>
+    </w:p>
+    <w:p>
+      <w:r>
+        <w:t xml:space="preserve">・既存の鑑定済みクライアント or Xフォロワーからモニター募集</w:t>
+      </w:r>
+    </w:p>
+    <w:p>
+      <w:r>
+        <w:t xml:space="preserve">・モニター価格: ¥3,000〜5,000（通常¥8,000）</w:t>
+      </w:r>
+    </w:p>
+    <w:p>
+      <w:r>
+        <w:t xml:space="preserve">・条件: レポート完成後にレビュー（感想）を書いてもらう</w:t>
+      </w:r>
+    </w:p>
+    <w:p>
+      <w:r>
+        <w:t xml:space="preserve">・目的: ①レポート制作フローの確認 ②納品クオリティの調整 ③レビュー素材の確保</w:t>
+      </w:r>
+    </w:p>
+    <w:p>
+      <w:r>
+        <w:t xml:space="preserve"/>
+      </w:r>
+    </w:p>
+    <w:p>
+      <w:r>
+        <w:t xml:space="preserve">■ Phase 2: レビュー公開 + 定価販売開始</w:t>
+      </w:r>
+    </w:p>
+    <w:p>
+      <w:r>
+        <w:t xml:space="preserve">・モニターのレビューをサイト（testimonials.html）とXに掲載</w:t>
+      </w:r>
+    </w:p>
+    <w:p>
+      <w:r>
+        <w:t xml:space="preserve">・「モニター様の声」として具体的なビフォーアフターを見せる</w:t>
+      </w:r>
+    </w:p>
+    <w:p>
+      <w:r>
+        <w:t xml:space="preserve">・Xサムネ長文ポストで「モニターさんに○○と言われた」等のストーリー投稿 → レポートへ誘導</w:t>
+      </w:r>
+    </w:p>
+    <w:p>
+      <w:r>
+        <w:t xml:space="preserve"/>
+      </w:r>
+    </w:p>
+    <w:p>
+      <w:r>
+        <w:t xml:space="preserve">■ Phase 3: 定常販売 + クロスセル</w:t>
+      </w:r>
+    </w:p>
+    <w:p>
+      <w:r>
+        <w:t xml:space="preserve">・鑑定を受けた方に「もっと詳しく知りたいなら"あの人のトリセツ"もあります」とクロスセル</w:t>
+      </w:r>
+    </w:p>
+    <w:p>
+      <w:r>
+        <w:t xml:space="preserve">・LINE配信で定期的にレポートの存在を告知</w:t>
+      </w:r>
+    </w:p>
+    <w:p>
+      <w:r>
+        <w:t xml:space="preserve">・紹介割引:「友達と一緒に頼むと¥500OFF」</w:t>
+      </w:r>
+    </w:p>
+    <w:p>
+      <w:r>
+        <w:t xml:space="preserve"/>
+      </w:r>
+    </w:p>
+    <w:p>
+      <w:pPr>
+        <w:pStyle w:val="Heading2"/>
+      </w:pPr>
+      <w:r>
         <w:t xml:space="preserve">集客導線の更新</w:t>
       </w:r>
     </w:p>
@@ -19300,6 +19464,116 @@
       </w:r>
     </w:p>
     <w:p>
+      <w:r>
+        <w:t xml:space="preserve"/>
+      </w:r>
+    </w:p>
+    <w:p>
+      <w:r>
+        <w:t xml:space="preserve">■ 最初の30日プラン（具体的アクション）</w:t>
+      </w:r>
+    </w:p>
+    <w:p>
+      <w:r>
+        <w:t xml:space="preserve">Week 1:</w:t>
+      </w:r>
+    </w:p>
+    <w:p>
+      <w:r>
+        <w:t xml:space="preserve">・Canvaでサムネテンプレート3種作成（恋愛あるある/有名人分析/毒舌本音）</w:t>
+      </w:r>
+    </w:p>
+    <w:p>
+      <w:r>
+        <w:t xml:space="preserve">・テスト投稿2本（反応を見るための試し打ち）</w:t>
+      </w:r>
+    </w:p>
+    <w:p>
+      <w:r>
+        <w:t xml:space="preserve">・投稿時間テスト: 朝7時 / 昼12時 / 夜21時で反応差を確認</w:t>
+      </w:r>
+    </w:p>
+    <w:p>
+      <w:r>
+        <w:t xml:space="preserve"/>
+      </w:r>
+    </w:p>
+    <w:p>
+      <w:r>
+        <w:t xml:space="preserve">Week 2-3:</w:t>
+      </w:r>
+    </w:p>
+    <w:p>
+      <w:r>
+        <w:t xml:space="preserve">・週3本ペースでサムネ長文ポスト投稿</w:t>
+      </w:r>
+    </w:p>
+    <w:p>
+      <w:r>
+        <w:t xml:space="preserve">・毎日の一言投稿も継続（「今日の恋愛ひとこと」等）</w:t>
+      </w:r>
+    </w:p>
+    <w:p>
+      <w:r>
+        <w:t xml:space="preserve">・反応の良い型を特定（いいね数・リプ数・プロフクリック率で判定）</w:t>
+      </w:r>
+    </w:p>
+    <w:p>
+      <w:r>
+        <w:t xml:space="preserve"/>
+      </w:r>
+    </w:p>
+    <w:p>
+      <w:r>
+        <w:t xml:space="preserve">Week 4:</w:t>
+      </w:r>
+    </w:p>
+    <w:p>
+      <w:r>
+        <w:t xml:space="preserve">・月間データを振り返り: 総インプレッション / プロフクリック率 / フォロワー増減</w:t>
+      </w:r>
+    </w:p>
+    <w:p>
+      <w:r>
+        <w:t xml:space="preserve">・反応の良かった型に集中する方針を決定</w:t>
+      </w:r>
+    </w:p>
+    <w:p>
+      <w:r>
+        <w:t xml:space="preserve">・翌月のコンテンツカレンダーを作成</w:t>
+      </w:r>
+    </w:p>
+    <w:p>
+      <w:r>
+        <w:t xml:space="preserve"/>
+      </w:r>
+    </w:p>
+    <w:p>
+      <w:r>
+        <w:t xml:space="preserve">■ 30日後の判断基準</w:t>
+      </w:r>
+    </w:p>
+    <w:p>
+      <w:r>
+        <w:t xml:space="preserve">・フォロワー+50人以上: 好調。このペースで継続</w:t>
+      </w:r>
+    </w:p>
+    <w:p>
+      <w:r>
+        <w:t xml:space="preserve">・フォロワー+20〜50人: 普通。コンテンツの型を改善</w:t>
+      </w:r>
+    </w:p>
+    <w:p>
+      <w:r>
+        <w:t xml:space="preserve">・フォロワー+20人未満: 投稿の型・トーン・時間帯を大幅に見直す</w:t>
+      </w:r>
+    </w:p>
+    <w:p>
+      <w:r>
+        <w:t xml:space="preserve"/>
+      </w:r>
+    </w:p>
+    <w:p>
       <w:pPr>
         <w:pStyle w:val="Heading2"/>
       </w:pPr>
@@ -19727,6 +20001,244 @@
     <w:p>
       <w:r>
         <w:t xml:space="preserve">5位: beginner動画 ─ 余裕ができてから。テキストだけでも機能しているなら急がなくてOK</w:t>
+      </w:r>
+    </w:p>
+    <w:p>
+      <w:r>
+        <w:t xml:space="preserve"/>
+      </w:r>
+    </w:p>
+    <w:p>
+      <w:r>
+        <w:t xml:space="preserve"/>
+      </w:r>
+    </w:p>
+    <w:p>
+      <w:pPr>
+        <w:pStyle w:val="Heading1"/>
+      </w:pPr>
+      <w:r>
+        <w:t xml:space="preserve">18. リスクシナリオと対策</w:t>
+      </w:r>
+    </w:p>
+    <w:p>
+      <w:r>
+        <w:t xml:space="preserve">計画通りに行かなかった場合の対処法。最悪ケースでも「鑑定だけで月¥48,000〜60,000」を確保できる設計にしておく。</w:t>
+      </w:r>
+    </w:p>
+    <w:p>
+      <w:r>
+        <w:t xml:space="preserve"/>
+      </w:r>
+    </w:p>
+    <w:p>
+      <w:pPr>
+        <w:pStyle w:val="Heading2"/>
+      </w:pPr>
+      <w:r>
+        <w:t xml:space="preserve">リスク①: Xが伸びない（6ヶ月でフォロワー300人未満）</w:t>
+      </w:r>
+    </w:p>
+    <w:p>
+      <w:r>
+        <w:t xml:space="preserve">影響: サイトへの流入が増えず、レポート販売・新規鑑定予約が停滞</w:t>
+      </w:r>
+    </w:p>
+    <w:p>
+      <w:r>
+        <w:t xml:space="preserve">対策:</w:t>
+      </w:r>
+    </w:p>
+    <w:p>
+      <w:r>
+        <w:t xml:space="preserve">・ココナラ・メルカリ等の外部プラットフォーム経由の集客を強化</w:t>
+      </w:r>
+    </w:p>
+    <w:p>
+      <w:r>
+        <w:t xml:space="preserve">・Googleビジネスプロフィール + SEO（ブログ記事）で検索経由の流入を狙う</w:t>
+      </w:r>
+    </w:p>
+    <w:p>
+      <w:r>
+        <w:t xml:space="preserve">・Xの運用方針を見直し: 投稿の型・トーン・頻度を変えてテスト</w:t>
+      </w:r>
+    </w:p>
+    <w:p>
+      <w:r>
+        <w:t xml:space="preserve">・最悪ケースでも鑑定月8件（自サイト+ココナラ）で¥48,000は維持可能</w:t>
+      </w:r>
+    </w:p>
+    <w:p>
+      <w:r>
+        <w:t xml:space="preserve"/>
+      </w:r>
+    </w:p>
+    <w:p>
+      <w:pPr>
+        <w:pStyle w:val="Heading2"/>
+      </w:pPr>
+      <w:r>
+        <w:t xml:space="preserve">リスク②: レポートが売れない（月0〜1件が3ヶ月続く）</w:t>
+      </w:r>
+    </w:p>
+    <w:p>
+      <w:r>
+        <w:t xml:space="preserve">影響: STAGE 2の¥100,000達成が困難</w:t>
+      </w:r>
+    </w:p>
+    <w:p>
+      <w:r>
+        <w:t xml:space="preserve">対策:</w:t>
+      </w:r>
+    </w:p>
+    <w:p>
+      <w:r>
+        <w:t xml:space="preserve">・モニター価格を延長（¥3,000〜5,000）でまず実績・レビューを積む</w:t>
+      </w:r>
+    </w:p>
+    <w:p>
+      <w:r>
+        <w:t xml:space="preserve">・鑑定のアップセル（鑑定後に「レポートもありますよ」と案内）に注力</w:t>
+      </w:r>
+    </w:p>
+    <w:p>
+      <w:r>
+        <w:t xml:space="preserve">・サンプルページを公開: レポートの一部（2〜3ページ）をサイトで公開し、クオリティを見せる</w:t>
+      </w:r>
+    </w:p>
+    <w:p>
+      <w:r>
+        <w:t xml:space="preserve">・「初回限定¥5,000」の常設割引を検討</w:t>
+      </w:r>
+    </w:p>
+    <w:p>
+      <w:r>
+        <w:t xml:space="preserve">・代替案: レポートが厳しい場合、鑑定件数を増やす（月10件×¥6,000=¥60,000）</w:t>
+      </w:r>
+    </w:p>
+    <w:p>
+      <w:r>
+        <w:t xml:space="preserve"/>
+      </w:r>
+    </w:p>
+    <w:p>
+      <w:pPr>
+        <w:pStyle w:val="Heading2"/>
+      </w:pPr>
+      <w:r>
+        <w:t xml:space="preserve">リスク③: note記事が売れない（月¥2,000未満が続く）</w:t>
+      </w:r>
+    </w:p>
+    <w:p>
+      <w:r>
+        <w:t xml:space="preserve">影響: ストック型収益が育たず、鑑定依存が続く</w:t>
+      </w:r>
+    </w:p>
+    <w:p>
+      <w:r>
+        <w:t xml:space="preserve">対策:</w:t>
+      </w:r>
+    </w:p>
+    <w:p>
+      <w:r>
+        <w:t xml:space="preserve">・有料記事の無料部分を充実させ「ここから先が読みたい」と思わせる構成に改善</w:t>
+      </w:r>
+    </w:p>
+    <w:p>
+      <w:r>
+        <w:t xml:space="preserve">・note単体の収益に期待しすぎず、ブランディング・集客ツールとして位置づける</w:t>
+      </w:r>
+    </w:p>
+    <w:p>
+      <w:r>
+        <w:t xml:space="preserve">・有料記事の価格を¥300〜500に下げて購入ハードルを下げるテスト</w:t>
+      </w:r>
+    </w:p>
+    <w:p>
+      <w:r>
+        <w:t xml:space="preserve">・noteの代わりにX長文ポストで同等のコンテンツを出し、集客に振り切る</w:t>
+      </w:r>
+    </w:p>
+    <w:p>
+      <w:r>
+        <w:t xml:space="preserve"/>
+      </w:r>
+    </w:p>
+    <w:p>
+      <w:pPr>
+        <w:pStyle w:val="Heading2"/>
+      </w:pPr>
+      <w:r>
+        <w:t xml:space="preserve">リスク④: 鑑定疲れ・モチベーション低下</w:t>
+      </w:r>
+    </w:p>
+    <w:p>
+      <w:r>
+        <w:t xml:space="preserve">影響: 活動自体が止まる（個人事業最大のリスク）</w:t>
+      </w:r>
+    </w:p>
+    <w:p>
+      <w:r>
+        <w:t xml:space="preserve">対策:</w:t>
+      </w:r>
+    </w:p>
+    <w:p>
+      <w:r>
+        <w:t xml:space="preserve">・1日2件・週3日の上限を厳守（セクション8のルール）</w:t>
+      </w:r>
+    </w:p>
+    <w:p>
+      <w:r>
+        <w:t xml:space="preserve">・「作業日」と「鑑定日」を曜日で分け、切り替えのリズムを作る</w:t>
+      </w:r>
+    </w:p>
+    <w:p>
+      <w:r>
+        <w:t xml:space="preserve">・月に1週間の「充電週」を設定（その週はストック型コンテンツだけ）</w:t>
+      </w:r>
+    </w:p>
+    <w:p>
+      <w:r>
+        <w:t xml:space="preserve">・売上が¥50,000を安定して超えたら、ご褒美を設定（小さな成功体験の積み重ね）</w:t>
+      </w:r>
+    </w:p>
+    <w:p>
+      <w:r>
+        <w:t xml:space="preserve"/>
+      </w:r>
+    </w:p>
+    <w:p>
+      <w:pPr>
+        <w:pStyle w:val="Heading2"/>
+      </w:pPr>
+      <w:r>
+        <w:t xml:space="preserve">ベースライン（最低保証ライン）</w:t>
+      </w:r>
+    </w:p>
+    <w:p>
+      <w:r>
+        <w:t xml:space="preserve">最悪ケースでも以下は維持できる:</w:t>
+      </w:r>
+    </w:p>
+    <w:p>
+      <w:r>
+        <w:t xml:space="preserve">・鑑定月6〜8件: ¥36,000〜48,000（既存客+ココナラ）</w:t>
+      </w:r>
+    </w:p>
+    <w:p>
+      <w:r>
+        <w:t xml:space="preserve">・お札・物販: ¥5,000〜10,000（BASE+メルカリ）</w:t>
+      </w:r>
+    </w:p>
+    <w:p>
+      <w:r>
+        <w:t xml:space="preserve">・合計: 月¥40,000〜60,000</w:t>
+      </w:r>
+    </w:p>
+    <w:p>
+      <w:r>
+        <w:t xml:space="preserve">→ この金額を「生存ライン」として確保した上で、攻めの施策（レポート・note・SNS）に取り組む</w:t>
       </w:r>
     </w:p>
     <w:p>
@@ -19896,10 +20408,17 @@
           <w:sz w:val="21"/>
           <w:szCs w:val="21"/>
         </w:rPr>
-        <w:t>この3つを同時に走らせれば、6ヶ月以内に月20万円は十分達成可能。</w:t>
+        <w:t>この3つを同時に走らせれば、6ヶ月以内に月¥170,000〜200,000は十分達成可能。</w:t>
         <w:br/>
         <w:br/>
-        <w:t>※ 2026年2月時点: サイトコピー改訂完了、X「あの人のトリセツ」ブランディング確定、レポート商品リブランディング完了。次のステップはXでの発信開始とレポート販売の本格化。</w:t>
+        <w:t>※ ベースライン（手数料後）: ¥170,000。note・物販の成長次第で¥200,000超。</w:t>
+        <w:br/>
+        <w:t>※ 最悪ケース（レポート・note不振時）でも鑑定+物販で月¥50,000〜60,000は維持。</w:t>
+        <w:br/>
+        <w:br/>
+        <w:t>2026年2月時点: サイトコピー改訂完了、X「あの人のトリセツ」ブランディング確定、レポート商品リブランディング完了。</w:t>
+        <w:br/>
+        <w:t>次のステップ: ①Xサムネ長文ポスト開始 ②Threads横展開 ③トリセツレポートのモニター募集 ④Googleアナリティクス設置</w:t>
       </w:r>
     </w:p>
     <w:sectPr>
